--- a/engine/fertiglobe_study/Fertiglobe_Valuation_Study_09-08-2026.docx
+++ b/engine/fertiglobe_study/Fertiglobe_Valuation_Study_09-08-2026.docx
@@ -373,6 +373,10 @@
         <w:gridCol w:w="2592"/>
       </w:tblGrid>
       <w:tr>
+        <w:trPr>
+          <w:cantSplit/>
+          <w:tblHeader/>
+        </w:trPr>
         <w:tc>
           <w:tcPr>
             <w:tcW w:type="dxa" w:w="1944"/>
@@ -470,6 +474,9 @@
         </w:tc>
       </w:tr>
       <w:tr>
+        <w:trPr>
+          <w:cantSplit/>
+        </w:trPr>
         <w:tc>
           <w:tcPr>
             <w:tcW w:type="dxa" w:w="1944"/>
@@ -561,6 +568,9 @@
         </w:tc>
       </w:tr>
       <w:tr>
+        <w:trPr>
+          <w:cantSplit/>
+        </w:trPr>
         <w:tc>
           <w:tcPr>
             <w:tcW w:type="dxa" w:w="1944"/>
@@ -652,6 +662,9 @@
         </w:tc>
       </w:tr>
       <w:tr>
+        <w:trPr>
+          <w:cantSplit/>
+        </w:trPr>
         <w:tc>
           <w:tcPr>
             <w:tcW w:type="dxa" w:w="1944"/>
@@ -743,6 +756,9 @@
         </w:tc>
       </w:tr>
       <w:tr>
+        <w:trPr>
+          <w:cantSplit/>
+        </w:trPr>
         <w:tc>
           <w:tcPr>
             <w:tcW w:type="dxa" w:w="1944"/>
@@ -834,6 +850,9 @@
         </w:tc>
       </w:tr>
       <w:tr>
+        <w:trPr>
+          <w:cantSplit/>
+        </w:trPr>
         <w:tc>
           <w:tcPr>
             <w:tcW w:type="dxa" w:w="1944"/>
@@ -1008,6 +1027,10 @@
         <w:gridCol w:w="3960"/>
       </w:tblGrid>
       <w:tr>
+        <w:trPr>
+          <w:cantSplit/>
+          <w:tblHeader/>
+        </w:trPr>
         <w:tc>
           <w:tcPr>
             <w:tcW w:type="dxa" w:w="2160"/>
@@ -1066,6 +1089,9 @@
         </w:tc>
       </w:tr>
       <w:tr>
+        <w:trPr>
+          <w:cantSplit/>
+        </w:trPr>
         <w:tc>
           <w:tcPr>
             <w:tcW w:type="dxa" w:w="2160"/>
@@ -1122,6 +1148,9 @@
         </w:tc>
       </w:tr>
       <w:tr>
+        <w:trPr>
+          <w:cantSplit/>
+        </w:trPr>
         <w:tc>
           <w:tcPr>
             <w:tcW w:type="dxa" w:w="2160"/>
@@ -1178,6 +1207,9 @@
         </w:tc>
       </w:tr>
       <w:tr>
+        <w:trPr>
+          <w:cantSplit/>
+        </w:trPr>
         <w:tc>
           <w:tcPr>
             <w:tcW w:type="dxa" w:w="2160"/>
@@ -1234,6 +1266,9 @@
         </w:tc>
       </w:tr>
       <w:tr>
+        <w:trPr>
+          <w:cantSplit/>
+        </w:trPr>
         <w:tc>
           <w:tcPr>
             <w:tcW w:type="dxa" w:w="2160"/>
@@ -1290,6 +1325,9 @@
         </w:tc>
       </w:tr>
       <w:tr>
+        <w:trPr>
+          <w:cantSplit/>
+        </w:trPr>
         <w:tc>
           <w:tcPr>
             <w:tcW w:type="dxa" w:w="2160"/>
@@ -1346,6 +1384,9 @@
         </w:tc>
       </w:tr>
       <w:tr>
+        <w:trPr>
+          <w:cantSplit/>
+        </w:trPr>
         <w:tc>
           <w:tcPr>
             <w:tcW w:type="dxa" w:w="2160"/>
@@ -1402,6 +1443,9 @@
         </w:tc>
       </w:tr>
       <w:tr>
+        <w:trPr>
+          <w:cantSplit/>
+        </w:trPr>
         <w:tc>
           <w:tcPr>
             <w:tcW w:type="dxa" w:w="2160"/>
@@ -1594,6 +1638,10 @@
         <w:gridCol w:w="1656"/>
       </w:tblGrid>
       <w:tr>
+        <w:trPr>
+          <w:cantSplit/>
+          <w:tblHeader/>
+        </w:trPr>
         <w:tc>
           <w:tcPr>
             <w:tcW w:type="dxa" w:w="3456"/>
@@ -1691,6 +1739,9 @@
         </w:tc>
       </w:tr>
       <w:tr>
+        <w:trPr>
+          <w:cantSplit/>
+        </w:trPr>
         <w:tc>
           <w:tcPr>
             <w:tcW w:type="dxa" w:w="3456"/>
@@ -1782,6 +1833,9 @@
         </w:tc>
       </w:tr>
       <w:tr>
+        <w:trPr>
+          <w:cantSplit/>
+        </w:trPr>
         <w:tc>
           <w:tcPr>
             <w:tcW w:type="dxa" w:w="3456"/>
@@ -1873,6 +1927,9 @@
         </w:tc>
       </w:tr>
       <w:tr>
+        <w:trPr>
+          <w:cantSplit/>
+        </w:trPr>
         <w:tc>
           <w:tcPr>
             <w:tcW w:type="dxa" w:w="3456"/>
@@ -1964,6 +2021,9 @@
         </w:tc>
       </w:tr>
       <w:tr>
+        <w:trPr>
+          <w:cantSplit/>
+        </w:trPr>
         <w:tc>
           <w:tcPr>
             <w:tcW w:type="dxa" w:w="3456"/>
@@ -2236,6 +2296,10 @@
         <w:gridCol w:w="1354"/>
       </w:tblGrid>
       <w:tr>
+        <w:trPr>
+          <w:cantSplit/>
+          <w:tblHeader/>
+        </w:trPr>
         <w:tc>
           <w:tcPr>
             <w:tcW w:type="dxa" w:w="3312"/>
@@ -2352,6 +2416,9 @@
         </w:tc>
       </w:tr>
       <w:tr>
+        <w:trPr>
+          <w:cantSplit/>
+        </w:trPr>
         <w:tc>
           <w:tcPr>
             <w:tcW w:type="dxa" w:w="3312"/>
@@ -2462,6 +2529,9 @@
         </w:tc>
       </w:tr>
       <w:tr>
+        <w:trPr>
+          <w:cantSplit/>
+        </w:trPr>
         <w:tc>
           <w:tcPr>
             <w:tcW w:type="dxa" w:w="3312"/>
@@ -2572,6 +2642,9 @@
         </w:tc>
       </w:tr>
       <w:tr>
+        <w:trPr>
+          <w:cantSplit/>
+        </w:trPr>
         <w:tc>
           <w:tcPr>
             <w:tcW w:type="dxa" w:w="3312"/>
@@ -2682,6 +2755,9 @@
         </w:tc>
       </w:tr>
       <w:tr>
+        <w:trPr>
+          <w:cantSplit/>
+        </w:trPr>
         <w:tc>
           <w:tcPr>
             <w:tcW w:type="dxa" w:w="3312"/>
@@ -2792,6 +2868,9 @@
         </w:tc>
       </w:tr>
       <w:tr>
+        <w:trPr>
+          <w:cantSplit/>
+        </w:trPr>
         <w:tc>
           <w:tcPr>
             <w:tcW w:type="dxa" w:w="3312"/>
@@ -2902,6 +2981,9 @@
         </w:tc>
       </w:tr>
       <w:tr>
+        <w:trPr>
+          <w:cantSplit/>
+        </w:trPr>
         <w:tc>
           <w:tcPr>
             <w:tcW w:type="dxa" w:w="3312"/>
@@ -3012,6 +3094,9 @@
         </w:tc>
       </w:tr>
       <w:tr>
+        <w:trPr>
+          <w:cantSplit/>
+        </w:trPr>
         <w:tc>
           <w:tcPr>
             <w:tcW w:type="dxa" w:w="3312"/>
@@ -3133,6 +3218,9 @@
         </w:tc>
       </w:tr>
       <w:tr>
+        <w:trPr>
+          <w:cantSplit/>
+        </w:trPr>
         <w:tc>
           <w:tcPr>
             <w:tcW w:type="dxa" w:w="3312"/>
@@ -3243,6 +3331,9 @@
         </w:tc>
       </w:tr>
       <w:tr>
+        <w:trPr>
+          <w:cantSplit/>
+        </w:trPr>
         <w:tc>
           <w:tcPr>
             <w:tcW w:type="dxa" w:w="3312"/>
@@ -3353,6 +3444,9 @@
         </w:tc>
       </w:tr>
       <w:tr>
+        <w:trPr>
+          <w:cantSplit/>
+        </w:trPr>
         <w:tc>
           <w:tcPr>
             <w:tcW w:type="dxa" w:w="3312"/>
@@ -3463,6 +3557,9 @@
         </w:tc>
       </w:tr>
       <w:tr>
+        <w:trPr>
+          <w:cantSplit/>
+        </w:trPr>
         <w:tc>
           <w:tcPr>
             <w:tcW w:type="dxa" w:w="3312"/>
@@ -3584,6 +3681,9 @@
         </w:tc>
       </w:tr>
       <w:tr>
+        <w:trPr>
+          <w:cantSplit/>
+        </w:trPr>
         <w:tc>
           <w:tcPr>
             <w:tcW w:type="dxa" w:w="3312"/>
@@ -3694,6 +3794,9 @@
         </w:tc>
       </w:tr>
       <w:tr>
+        <w:trPr>
+          <w:cantSplit/>
+        </w:trPr>
         <w:tc>
           <w:tcPr>
             <w:tcW w:type="dxa" w:w="3312"/>
@@ -3862,6 +3965,10 @@
         <w:gridCol w:w="4392"/>
       </w:tblGrid>
       <w:tr>
+        <w:trPr>
+          <w:cantSplit/>
+          <w:tblHeader/>
+        </w:trPr>
         <w:tc>
           <w:tcPr>
             <w:tcW w:type="dxa" w:w="3744"/>
@@ -3921,6 +4028,9 @@
         </w:tc>
       </w:tr>
       <w:tr>
+        <w:trPr>
+          <w:cantSplit/>
+        </w:trPr>
         <w:tc>
           <w:tcPr>
             <w:tcW w:type="dxa" w:w="3744"/>
@@ -3977,6 +4087,9 @@
         </w:tc>
       </w:tr>
       <w:tr>
+        <w:trPr>
+          <w:cantSplit/>
+        </w:trPr>
         <w:tc>
           <w:tcPr>
             <w:tcW w:type="dxa" w:w="3744"/>
@@ -4033,6 +4146,9 @@
         </w:tc>
       </w:tr>
       <w:tr>
+        <w:trPr>
+          <w:cantSplit/>
+        </w:trPr>
         <w:tc>
           <w:tcPr>
             <w:tcW w:type="dxa" w:w="3744"/>
@@ -4088,6 +4204,9 @@
         </w:tc>
       </w:tr>
       <w:tr>
+        <w:trPr>
+          <w:cantSplit/>
+        </w:trPr>
         <w:tc>
           <w:tcPr>
             <w:tcW w:type="dxa" w:w="3744"/>
@@ -4149,6 +4268,9 @@
         </w:tc>
       </w:tr>
       <w:tr>
+        <w:trPr>
+          <w:cantSplit/>
+        </w:trPr>
         <w:tc>
           <w:tcPr>
             <w:tcW w:type="dxa" w:w="3744"/>
@@ -4205,6 +4327,9 @@
         </w:tc>
       </w:tr>
       <w:tr>
+        <w:trPr>
+          <w:cantSplit/>
+        </w:trPr>
         <w:tc>
           <w:tcPr>
             <w:tcW w:type="dxa" w:w="3744"/>
@@ -4260,6 +4385,9 @@
         </w:tc>
       </w:tr>
       <w:tr>
+        <w:trPr>
+          <w:cantSplit/>
+        </w:trPr>
         <w:tc>
           <w:tcPr>
             <w:tcW w:type="dxa" w:w="3744"/>
@@ -4315,6 +4443,9 @@
         </w:tc>
       </w:tr>
       <w:tr>
+        <w:trPr>
+          <w:cantSplit/>
+        </w:trPr>
         <w:tc>
           <w:tcPr>
             <w:tcW w:type="dxa" w:w="3744"/>
@@ -4398,7 +4529,7 @@
       <w:r>
         <w:drawing>
           <wp:inline xmlns:a="http://schemas.openxmlformats.org/drawingml/2006/main" xmlns:pic="http://schemas.openxmlformats.org/drawingml/2006/picture">
-            <wp:extent cx="5669280" cy="3750447"/>
+            <wp:extent cx="5669280" cy="4012106"/>
             <wp:docPr id="2" name="Picture 2"/>
             <wp:cNvGraphicFramePr>
               <a:graphicFrameLocks noChangeAspect="1"/>
@@ -4419,7 +4550,7 @@
                   <pic:spPr>
                     <a:xfrm>
                       <a:off x="0" y="0"/>
-                      <a:ext cx="5669280" cy="3750447"/>
+                      <a:ext cx="5669280" cy="4012106"/>
                     </a:xfrm>
                     <a:prstGeom prst="rect"/>
                   </pic:spPr>
@@ -4543,6 +4674,10 @@
         <w:gridCol w:w="4248"/>
       </w:tblGrid>
       <w:tr>
+        <w:trPr>
+          <w:cantSplit/>
+          <w:tblHeader/>
+        </w:trPr>
         <w:tc>
           <w:tcPr>
             <w:tcW w:type="dxa" w:w="2448"/>
@@ -4621,6 +4756,9 @@
         </w:tc>
       </w:tr>
       <w:tr>
+        <w:trPr>
+          <w:cantSplit/>
+        </w:trPr>
         <w:tc>
           <w:tcPr>
             <w:tcW w:type="dxa" w:w="2448"/>
@@ -4695,6 +4833,9 @@
         </w:tc>
       </w:tr>
       <w:tr>
+        <w:trPr>
+          <w:cantSplit/>
+        </w:trPr>
         <w:tc>
           <w:tcPr>
             <w:tcW w:type="dxa" w:w="2448"/>
@@ -4769,6 +4910,9 @@
         </w:tc>
       </w:tr>
       <w:tr>
+        <w:trPr>
+          <w:cantSplit/>
+        </w:trPr>
         <w:tc>
           <w:tcPr>
             <w:tcW w:type="dxa" w:w="2448"/>
@@ -4843,6 +4987,9 @@
         </w:tc>
       </w:tr>
       <w:tr>
+        <w:trPr>
+          <w:cantSplit/>
+        </w:trPr>
         <w:tc>
           <w:tcPr>
             <w:tcW w:type="dxa" w:w="2448"/>
@@ -4917,6 +5064,9 @@
         </w:tc>
       </w:tr>
       <w:tr>
+        <w:trPr>
+          <w:cantSplit/>
+        </w:trPr>
         <w:tc>
           <w:tcPr>
             <w:tcW w:type="dxa" w:w="2448"/>
@@ -4991,6 +5141,9 @@
         </w:tc>
       </w:tr>
       <w:tr>
+        <w:trPr>
+          <w:cantSplit/>
+        </w:trPr>
         <w:tc>
           <w:tcPr>
             <w:tcW w:type="dxa" w:w="2448"/>
@@ -5065,6 +5218,9 @@
         </w:tc>
       </w:tr>
       <w:tr>
+        <w:trPr>
+          <w:cantSplit/>
+        </w:trPr>
         <w:tc>
           <w:tcPr>
             <w:tcW w:type="dxa" w:w="2448"/>
@@ -5305,6 +5461,10 @@
         <w:gridCol w:w="1728"/>
       </w:tblGrid>
       <w:tr>
+        <w:trPr>
+          <w:cantSplit/>
+          <w:tblHeader/>
+        </w:trPr>
         <w:tc>
           <w:tcPr>
             <w:tcW w:type="dxa" w:w="2520"/>
@@ -5364,6 +5524,9 @@
         </w:tc>
       </w:tr>
       <w:tr>
+        <w:trPr>
+          <w:cantSplit/>
+        </w:trPr>
         <w:tc>
           <w:tcPr>
             <w:tcW w:type="dxa" w:w="2520"/>
@@ -5419,6 +5582,9 @@
         </w:tc>
       </w:tr>
       <w:tr>
+        <w:trPr>
+          <w:cantSplit/>
+        </w:trPr>
         <w:tc>
           <w:tcPr>
             <w:tcW w:type="dxa" w:w="2520"/>
@@ -5474,6 +5640,9 @@
         </w:tc>
       </w:tr>
       <w:tr>
+        <w:trPr>
+          <w:cantSplit/>
+        </w:trPr>
         <w:tc>
           <w:tcPr>
             <w:tcW w:type="dxa" w:w="2520"/>
@@ -5529,6 +5698,9 @@
         </w:tc>
       </w:tr>
       <w:tr>
+        <w:trPr>
+          <w:cantSplit/>
+        </w:trPr>
         <w:tc>
           <w:tcPr>
             <w:tcW w:type="dxa" w:w="2520"/>
@@ -5584,6 +5756,9 @@
         </w:tc>
       </w:tr>
       <w:tr>
+        <w:trPr>
+          <w:cantSplit/>
+        </w:trPr>
         <w:tc>
           <w:tcPr>
             <w:tcW w:type="dxa" w:w="2520"/>
@@ -5639,6 +5814,9 @@
         </w:tc>
       </w:tr>
       <w:tr>
+        <w:trPr>
+          <w:cantSplit/>
+        </w:trPr>
         <w:tc>
           <w:tcPr>
             <w:tcW w:type="dxa" w:w="2520"/>
@@ -5694,6 +5872,9 @@
         </w:tc>
       </w:tr>
       <w:tr>
+        <w:trPr>
+          <w:cantSplit/>
+        </w:trPr>
         <w:tc>
           <w:tcPr>
             <w:tcW w:type="dxa" w:w="2520"/>
@@ -5749,6 +5930,9 @@
         </w:tc>
       </w:tr>
       <w:tr>
+        <w:trPr>
+          <w:cantSplit/>
+        </w:trPr>
         <w:tc>
           <w:tcPr>
             <w:tcW w:type="dxa" w:w="2520"/>
@@ -5804,6 +5988,9 @@
         </w:tc>
       </w:tr>
       <w:tr>
+        <w:trPr>
+          <w:cantSplit/>
+        </w:trPr>
         <w:tc>
           <w:tcPr>
             <w:tcW w:type="dxa" w:w="2520"/>
@@ -5921,6 +6108,10 @@
         <w:gridCol w:w="2160"/>
       </w:tblGrid>
       <w:tr>
+        <w:trPr>
+          <w:cantSplit/>
+          <w:tblHeader/>
+        </w:trPr>
         <w:tc>
           <w:tcPr>
             <w:tcW w:type="dxa" w:w="3600"/>
@@ -5998,6 +6189,9 @@
         </w:tc>
       </w:tr>
       <w:tr>
+        <w:trPr>
+          <w:cantSplit/>
+        </w:trPr>
         <w:tc>
           <w:tcPr>
             <w:tcW w:type="dxa" w:w="3600"/>
@@ -6072,6 +6266,9 @@
         </w:tc>
       </w:tr>
       <w:tr>
+        <w:trPr>
+          <w:cantSplit/>
+        </w:trPr>
         <w:tc>
           <w:tcPr>
             <w:tcW w:type="dxa" w:w="3600"/>
@@ -6146,6 +6343,9 @@
         </w:tc>
       </w:tr>
       <w:tr>
+        <w:trPr>
+          <w:cantSplit/>
+        </w:trPr>
         <w:tc>
           <w:tcPr>
             <w:tcW w:type="dxa" w:w="3600"/>
@@ -6220,6 +6420,9 @@
         </w:tc>
       </w:tr>
       <w:tr>
+        <w:trPr>
+          <w:cantSplit/>
+        </w:trPr>
         <w:tc>
           <w:tcPr>
             <w:tcW w:type="dxa" w:w="3600"/>
@@ -6294,6 +6497,9 @@
         </w:tc>
       </w:tr>
       <w:tr>
+        <w:trPr>
+          <w:cantSplit/>
+        </w:trPr>
         <w:tc>
           <w:tcPr>
             <w:tcW w:type="dxa" w:w="3600"/>
@@ -6368,6 +6574,9 @@
         </w:tc>
       </w:tr>
       <w:tr>
+        <w:trPr>
+          <w:cantSplit/>
+        </w:trPr>
         <w:tc>
           <w:tcPr>
             <w:tcW w:type="dxa" w:w="3600"/>
@@ -6442,6 +6651,9 @@
         </w:tc>
       </w:tr>
       <w:tr>
+        <w:trPr>
+          <w:cantSplit/>
+        </w:trPr>
         <w:tc>
           <w:tcPr>
             <w:tcW w:type="dxa" w:w="3600"/>
@@ -6516,6 +6728,9 @@
         </w:tc>
       </w:tr>
       <w:tr>
+        <w:trPr>
+          <w:cantSplit/>
+        </w:trPr>
         <w:tc>
           <w:tcPr>
             <w:tcW w:type="dxa" w:w="3600"/>
@@ -6617,7 +6832,7 @@
       <w:r>
         <w:drawing>
           <wp:inline xmlns:a="http://schemas.openxmlformats.org/drawingml/2006/main" xmlns:pic="http://schemas.openxmlformats.org/drawingml/2006/picture">
-            <wp:extent cx="5669280" cy="5145962"/>
+            <wp:extent cx="5669280" cy="4797083"/>
             <wp:docPr id="3" name="Picture 3"/>
             <wp:cNvGraphicFramePr>
               <a:graphicFrameLocks noChangeAspect="1"/>
@@ -6638,7 +6853,7 @@
                   <pic:spPr>
                     <a:xfrm>
                       <a:off x="0" y="0"/>
-                      <a:ext cx="5669280" cy="5145962"/>
+                      <a:ext cx="5669280" cy="4797083"/>
                     </a:xfrm>
                     <a:prstGeom prst="rect"/>
                   </pic:spPr>
@@ -6660,7 +6875,7 @@
           <w:color w:val="6E7B77"/>
           <w:sz w:val="17"/>
         </w:rPr>
-        <w:t>Figure 4. Revenue and profit by segment, reported and forecast.</w:t>
+        <w:t>Figure 3. Revenue and profit by segment, reported and forecast.</w:t>
       </w:r>
     </w:p>
     <w:p>
@@ -6763,6 +6978,10 @@
         <w:gridCol w:w="1944"/>
       </w:tblGrid>
       <w:tr>
+        <w:trPr>
+          <w:cantSplit/>
+          <w:tblHeader/>
+        </w:trPr>
         <w:tc>
           <w:tcPr>
             <w:tcW w:type="dxa" w:w="1872"/>
@@ -6860,6 +7079,9 @@
         </w:tc>
       </w:tr>
       <w:tr>
+        <w:trPr>
+          <w:cantSplit/>
+        </w:trPr>
         <w:tc>
           <w:tcPr>
             <w:tcW w:type="dxa" w:w="1872"/>
@@ -6950,6 +7172,9 @@
         </w:tc>
       </w:tr>
       <w:tr>
+        <w:trPr>
+          <w:cantSplit/>
+        </w:trPr>
         <w:tc>
           <w:tcPr>
             <w:tcW w:type="dxa" w:w="1872"/>
@@ -7042,6 +7267,9 @@
         </w:tc>
       </w:tr>
       <w:tr>
+        <w:trPr>
+          <w:cantSplit/>
+        </w:trPr>
         <w:tc>
           <w:tcPr>
             <w:tcW w:type="dxa" w:w="1872"/>
@@ -7244,7 +7472,7 @@
           <w:color w:val="6E7B77"/>
           <w:sz w:val="17"/>
         </w:rPr>
-        <w:t>Figure 3. Cash cost per tonne against realised price per tonne, with the fitted relationship. This is the study's central piece of evidence.</w:t>
+        <w:t>Figure 4. Cash cost per tonne against realised price per tonne, with the fitted relationship. This is the study's central piece of evidence.</w:t>
       </w:r>
     </w:p>
     <w:tbl>
@@ -7361,6 +7589,10 @@
         <w:gridCol w:w="2520"/>
       </w:tblGrid>
       <w:tr>
+        <w:trPr>
+          <w:cantSplit/>
+          <w:tblHeader/>
+        </w:trPr>
         <w:tc>
           <w:tcPr>
             <w:tcW w:type="dxa" w:w="2016"/>
@@ -7452,12 +7684,15 @@
                 <w:color w:val="1C3A36"/>
                 <w:sz w:val="17"/>
               </w:rPr>
-              <w:t>Share of non-current assets</w:t>
+              <w:t>Non-current assets</w:t>
             </w:r>
           </w:p>
         </w:tc>
       </w:tr>
       <w:tr>
+        <w:trPr>
+          <w:cantSplit/>
+        </w:trPr>
         <w:tc>
           <w:tcPr>
             <w:tcW w:type="dxa" w:w="2016"/>
@@ -7550,6 +7785,9 @@
         </w:tc>
       </w:tr>
       <w:tr>
+        <w:trPr>
+          <w:cantSplit/>
+        </w:trPr>
         <w:tc>
           <w:tcPr>
             <w:tcW w:type="dxa" w:w="2016"/>
@@ -7642,6 +7880,9 @@
         </w:tc>
       </w:tr>
       <w:tr>
+        <w:trPr>
+          <w:cantSplit/>
+        </w:trPr>
         <w:tc>
           <w:tcPr>
             <w:tcW w:type="dxa" w:w="2016"/>
@@ -7734,6 +7975,9 @@
         </w:tc>
       </w:tr>
       <w:tr>
+        <w:trPr>
+          <w:cantSplit/>
+        </w:trPr>
         <w:tc>
           <w:tcPr>
             <w:tcW w:type="dxa" w:w="2016"/>
@@ -7826,6 +8070,9 @@
         </w:tc>
       </w:tr>
       <w:tr>
+        <w:trPr>
+          <w:cantSplit/>
+        </w:trPr>
         <w:tc>
           <w:tcPr>
             <w:tcW w:type="dxa" w:w="2016"/>
@@ -7987,6 +8234,10 @@
         <w:gridCol w:w="3528"/>
       </w:tblGrid>
       <w:tr>
+        <w:trPr>
+          <w:cantSplit/>
+          <w:tblHeader/>
+        </w:trPr>
         <w:tc>
           <w:tcPr>
             <w:tcW w:type="dxa" w:w="2880"/>
@@ -8065,6 +8316,9 @@
         </w:tc>
       </w:tr>
       <w:tr>
+        <w:trPr>
+          <w:cantSplit/>
+        </w:trPr>
         <w:tc>
           <w:tcPr>
             <w:tcW w:type="dxa" w:w="2880"/>
@@ -8139,6 +8393,9 @@
         </w:tc>
       </w:tr>
       <w:tr>
+        <w:trPr>
+          <w:cantSplit/>
+        </w:trPr>
         <w:tc>
           <w:tcPr>
             <w:tcW w:type="dxa" w:w="2880"/>
@@ -8213,6 +8470,9 @@
         </w:tc>
       </w:tr>
       <w:tr>
+        <w:trPr>
+          <w:cantSplit/>
+        </w:trPr>
         <w:tc>
           <w:tcPr>
             <w:tcW w:type="dxa" w:w="2880"/>
@@ -8287,6 +8547,9 @@
         </w:tc>
       </w:tr>
       <w:tr>
+        <w:trPr>
+          <w:cantSplit/>
+        </w:trPr>
         <w:tc>
           <w:tcPr>
             <w:tcW w:type="dxa" w:w="2880"/>
@@ -8360,6 +8623,9 @@
         </w:tc>
       </w:tr>
       <w:tr>
+        <w:trPr>
+          <w:cantSplit/>
+        </w:trPr>
         <w:tc>
           <w:tcPr>
             <w:tcW w:type="dxa" w:w="2880"/>
@@ -8434,6 +8700,9 @@
         </w:tc>
       </w:tr>
       <w:tr>
+        <w:trPr>
+          <w:cantSplit/>
+        </w:trPr>
         <w:tc>
           <w:tcPr>
             <w:tcW w:type="dxa" w:w="2880"/>
@@ -8508,6 +8777,9 @@
         </w:tc>
       </w:tr>
       <w:tr>
+        <w:trPr>
+          <w:cantSplit/>
+        </w:trPr>
         <w:tc>
           <w:tcPr>
             <w:tcW w:type="dxa" w:w="2880"/>
@@ -8582,6 +8854,9 @@
         </w:tc>
       </w:tr>
       <w:tr>
+        <w:trPr>
+          <w:cantSplit/>
+        </w:trPr>
         <w:tc>
           <w:tcPr>
             <w:tcW w:type="dxa" w:w="2880"/>
@@ -8655,6 +8930,9 @@
         </w:tc>
       </w:tr>
       <w:tr>
+        <w:trPr>
+          <w:cantSplit/>
+        </w:trPr>
         <w:tc>
           <w:tcPr>
             <w:tcW w:type="dxa" w:w="2880"/>
@@ -8798,6 +9076,10 @@
         <w:gridCol w:w="3816"/>
       </w:tblGrid>
       <w:tr>
+        <w:trPr>
+          <w:cantSplit/>
+          <w:tblHeader/>
+        </w:trPr>
         <w:tc>
           <w:tcPr>
             <w:tcW w:type="dxa" w:w="2952"/>
@@ -8876,6 +9158,9 @@
         </w:tc>
       </w:tr>
       <w:tr>
+        <w:trPr>
+          <w:cantSplit/>
+        </w:trPr>
         <w:tc>
           <w:tcPr>
             <w:tcW w:type="dxa" w:w="2952"/>
@@ -8950,6 +9235,9 @@
         </w:tc>
       </w:tr>
       <w:tr>
+        <w:trPr>
+          <w:cantSplit/>
+        </w:trPr>
         <w:tc>
           <w:tcPr>
             <w:tcW w:type="dxa" w:w="2952"/>
@@ -9024,6 +9312,9 @@
         </w:tc>
       </w:tr>
       <w:tr>
+        <w:trPr>
+          <w:cantSplit/>
+        </w:trPr>
         <w:tc>
           <w:tcPr>
             <w:tcW w:type="dxa" w:w="2952"/>
@@ -9098,6 +9389,9 @@
         </w:tc>
       </w:tr>
       <w:tr>
+        <w:trPr>
+          <w:cantSplit/>
+        </w:trPr>
         <w:tc>
           <w:tcPr>
             <w:tcW w:type="dxa" w:w="2952"/>
@@ -9172,6 +9466,9 @@
         </w:tc>
       </w:tr>
       <w:tr>
+        <w:trPr>
+          <w:cantSplit/>
+        </w:trPr>
         <w:tc>
           <w:tcPr>
             <w:tcW w:type="dxa" w:w="2952"/>
@@ -9246,6 +9543,9 @@
         </w:tc>
       </w:tr>
       <w:tr>
+        <w:trPr>
+          <w:cantSplit/>
+        </w:trPr>
         <w:tc>
           <w:tcPr>
             <w:tcW w:type="dxa" w:w="2952"/>
@@ -9402,6 +9702,10 @@
         <w:gridCol w:w="5184"/>
       </w:tblGrid>
       <w:tr>
+        <w:trPr>
+          <w:cantSplit/>
+          <w:tblHeader/>
+        </w:trPr>
         <w:tc>
           <w:tcPr>
             <w:tcW w:type="dxa" w:w="3600"/>
@@ -9461,6 +9765,9 @@
         </w:tc>
       </w:tr>
       <w:tr>
+        <w:trPr>
+          <w:cantSplit/>
+        </w:trPr>
         <w:tc>
           <w:tcPr>
             <w:tcW w:type="dxa" w:w="3600"/>
@@ -9517,6 +9824,9 @@
         </w:tc>
       </w:tr>
       <w:tr>
+        <w:trPr>
+          <w:cantSplit/>
+        </w:trPr>
         <w:tc>
           <w:tcPr>
             <w:tcW w:type="dxa" w:w="3600"/>
@@ -9573,6 +9883,9 @@
         </w:tc>
       </w:tr>
       <w:tr>
+        <w:trPr>
+          <w:cantSplit/>
+        </w:trPr>
         <w:tc>
           <w:tcPr>
             <w:tcW w:type="dxa" w:w="3600"/>
@@ -9629,6 +9942,9 @@
         </w:tc>
       </w:tr>
       <w:tr>
+        <w:trPr>
+          <w:cantSplit/>
+        </w:trPr>
         <w:tc>
           <w:tcPr>
             <w:tcW w:type="dxa" w:w="3600"/>
@@ -9754,6 +10070,10 @@
         <w:gridCol w:w="1469"/>
       </w:tblGrid>
       <w:tr>
+        <w:trPr>
+          <w:cantSplit/>
+          <w:tblHeader/>
+        </w:trPr>
         <w:tc>
           <w:tcPr>
             <w:tcW w:type="dxa" w:w="2736"/>
@@ -9870,6 +10190,9 @@
         </w:tc>
       </w:tr>
       <w:tr>
+        <w:trPr>
+          <w:cantSplit/>
+        </w:trPr>
         <w:tc>
           <w:tcPr>
             <w:tcW w:type="dxa" w:w="2736"/>
@@ -10016,6 +10339,10 @@
         <w:gridCol w:w="1469"/>
       </w:tblGrid>
       <w:tr>
+        <w:trPr>
+          <w:cantSplit/>
+          <w:tblHeader/>
+        </w:trPr>
         <w:tc>
           <w:tcPr>
             <w:tcW w:type="dxa" w:w="2736"/>
@@ -10132,6 +10459,9 @@
         </w:tc>
       </w:tr>
       <w:tr>
+        <w:trPr>
+          <w:cantSplit/>
+        </w:trPr>
         <w:tc>
           <w:tcPr>
             <w:tcW w:type="dxa" w:w="2736"/>
@@ -10278,6 +10608,10 @@
         <w:gridCol w:w="1469"/>
       </w:tblGrid>
       <w:tr>
+        <w:trPr>
+          <w:cantSplit/>
+          <w:tblHeader/>
+        </w:trPr>
         <w:tc>
           <w:tcPr>
             <w:tcW w:type="dxa" w:w="2736"/>
@@ -10394,6 +10728,9 @@
         </w:tc>
       </w:tr>
       <w:tr>
+        <w:trPr>
+          <w:cantSplit/>
+        </w:trPr>
         <w:tc>
           <w:tcPr>
             <w:tcW w:type="dxa" w:w="2736"/>
@@ -10540,6 +10877,10 @@
         <w:gridCol w:w="1469"/>
       </w:tblGrid>
       <w:tr>
+        <w:trPr>
+          <w:cantSplit/>
+          <w:tblHeader/>
+        </w:trPr>
         <w:tc>
           <w:tcPr>
             <w:tcW w:type="dxa" w:w="2736"/>
@@ -10656,6 +10997,9 @@
         </w:tc>
       </w:tr>
       <w:tr>
+        <w:trPr>
+          <w:cantSplit/>
+        </w:trPr>
         <w:tc>
           <w:tcPr>
             <w:tcW w:type="dxa" w:w="2736"/>
@@ -10816,6 +11160,10 @@
         <w:gridCol w:w="1469"/>
       </w:tblGrid>
       <w:tr>
+        <w:trPr>
+          <w:cantSplit/>
+          <w:tblHeader/>
+        </w:trPr>
         <w:tc>
           <w:tcPr>
             <w:tcW w:type="dxa" w:w="2736"/>
@@ -10932,6 +11280,9 @@
         </w:tc>
       </w:tr>
       <w:tr>
+        <w:trPr>
+          <w:cantSplit/>
+        </w:trPr>
         <w:tc>
           <w:tcPr>
             <w:tcW w:type="dxa" w:w="2736"/>
@@ -11042,6 +11393,9 @@
         </w:tc>
       </w:tr>
       <w:tr>
+        <w:trPr>
+          <w:cantSplit/>
+        </w:trPr>
         <w:tc>
           <w:tcPr>
             <w:tcW w:type="dxa" w:w="2736"/>
@@ -11152,6 +11506,9 @@
         </w:tc>
       </w:tr>
       <w:tr>
+        <w:trPr>
+          <w:cantSplit/>
+        </w:trPr>
         <w:tc>
           <w:tcPr>
             <w:tcW w:type="dxa" w:w="2736"/>
@@ -11262,6 +11619,9 @@
         </w:tc>
       </w:tr>
       <w:tr>
+        <w:trPr>
+          <w:cantSplit/>
+        </w:trPr>
         <w:tc>
           <w:tcPr>
             <w:tcW w:type="dxa" w:w="2736"/>
@@ -11372,6 +11732,9 @@
         </w:tc>
       </w:tr>
       <w:tr>
+        <w:trPr>
+          <w:cantSplit/>
+        </w:trPr>
         <w:tc>
           <w:tcPr>
             <w:tcW w:type="dxa" w:w="2736"/>
@@ -11612,6 +11975,10 @@
         <w:gridCol w:w="1872"/>
       </w:tblGrid>
       <w:tr>
+        <w:trPr>
+          <w:cantSplit/>
+          <w:tblHeader/>
+        </w:trPr>
         <w:tc>
           <w:tcPr>
             <w:tcW w:type="dxa" w:w="2160"/>
@@ -11690,6 +12057,9 @@
         </w:tc>
       </w:tr>
       <w:tr>
+        <w:trPr>
+          <w:cantSplit/>
+        </w:trPr>
         <w:tc>
           <w:tcPr>
             <w:tcW w:type="dxa" w:w="2160"/>
@@ -11764,6 +12134,9 @@
         </w:tc>
       </w:tr>
       <w:tr>
+        <w:trPr>
+          <w:cantSplit/>
+        </w:trPr>
         <w:tc>
           <w:tcPr>
             <w:tcW w:type="dxa" w:w="2160"/>
@@ -11838,6 +12211,9 @@
         </w:tc>
       </w:tr>
       <w:tr>
+        <w:trPr>
+          <w:cantSplit/>
+        </w:trPr>
         <w:tc>
           <w:tcPr>
             <w:tcW w:type="dxa" w:w="2160"/>
@@ -11958,6 +12334,10 @@
         <w:gridCol w:w="6624"/>
       </w:tblGrid>
       <w:tr>
+        <w:trPr>
+          <w:cantSplit/>
+          <w:tblHeader/>
+        </w:trPr>
         <w:tc>
           <w:tcPr>
             <w:tcW w:type="dxa" w:w="3456"/>
@@ -11998,6 +12378,9 @@
         </w:tc>
       </w:tr>
       <w:tr>
+        <w:trPr>
+          <w:cantSplit/>
+        </w:trPr>
         <w:tc>
           <w:tcPr>
             <w:tcW w:type="dxa" w:w="3456"/>
@@ -12036,6 +12419,9 @@
         </w:tc>
       </w:tr>
       <w:tr>
+        <w:trPr>
+          <w:cantSplit/>
+        </w:trPr>
         <w:tc>
           <w:tcPr>
             <w:tcW w:type="dxa" w:w="3456"/>
@@ -12074,6 +12460,9 @@
         </w:tc>
       </w:tr>
       <w:tr>
+        <w:trPr>
+          <w:cantSplit/>
+        </w:trPr>
         <w:tc>
           <w:tcPr>
             <w:tcW w:type="dxa" w:w="3456"/>
@@ -12112,6 +12501,9 @@
         </w:tc>
       </w:tr>
       <w:tr>
+        <w:trPr>
+          <w:cantSplit/>
+        </w:trPr>
         <w:tc>
           <w:tcPr>
             <w:tcW w:type="dxa" w:w="3456"/>
@@ -12150,6 +12542,9 @@
         </w:tc>
       </w:tr>
       <w:tr>
+        <w:trPr>
+          <w:cantSplit/>
+        </w:trPr>
         <w:tc>
           <w:tcPr>
             <w:tcW w:type="dxa" w:w="3456"/>
@@ -12188,6 +12583,9 @@
         </w:tc>
       </w:tr>
       <w:tr>
+        <w:trPr>
+          <w:cantSplit/>
+        </w:trPr>
         <w:tc>
           <w:tcPr>
             <w:tcW w:type="dxa" w:w="3456"/>
@@ -12226,6 +12624,9 @@
         </w:tc>
       </w:tr>
       <w:tr>
+        <w:trPr>
+          <w:cantSplit/>
+        </w:trPr>
         <w:tc>
           <w:tcPr>
             <w:tcW w:type="dxa" w:w="3456"/>
@@ -12264,6 +12665,9 @@
         </w:tc>
       </w:tr>
       <w:tr>
+        <w:trPr>
+          <w:cantSplit/>
+        </w:trPr>
         <w:tc>
           <w:tcPr>
             <w:tcW w:type="dxa" w:w="3456"/>
@@ -12408,6 +12812,10 @@
         <w:gridCol w:w="1469"/>
       </w:tblGrid>
       <w:tr>
+        <w:trPr>
+          <w:cantSplit/>
+          <w:tblHeader/>
+        </w:trPr>
         <w:tc>
           <w:tcPr>
             <w:tcW w:type="dxa" w:w="2736"/>
@@ -12524,6 +12932,9 @@
         </w:tc>
       </w:tr>
       <w:tr>
+        <w:trPr>
+          <w:cantSplit/>
+        </w:trPr>
         <w:tc>
           <w:tcPr>
             <w:tcW w:type="dxa" w:w="2736"/>
@@ -12634,6 +13045,9 @@
         </w:tc>
       </w:tr>
       <w:tr>
+        <w:trPr>
+          <w:cantSplit/>
+        </w:trPr>
         <w:tc>
           <w:tcPr>
             <w:tcW w:type="dxa" w:w="2736"/>
@@ -12779,6 +13193,10 @@
         <w:gridCol w:w="1728"/>
       </w:tblGrid>
       <w:tr>
+        <w:trPr>
+          <w:cantSplit/>
+          <w:tblHeader/>
+        </w:trPr>
         <w:tc>
           <w:tcPr>
             <w:tcW w:type="dxa" w:w="3168"/>
@@ -12876,6 +13294,9 @@
         </w:tc>
       </w:tr>
       <w:tr>
+        <w:trPr>
+          <w:cantSplit/>
+        </w:trPr>
         <w:tc>
           <w:tcPr>
             <w:tcW w:type="dxa" w:w="3168"/>
@@ -12968,6 +13389,9 @@
         </w:tc>
       </w:tr>
       <w:tr>
+        <w:trPr>
+          <w:cantSplit/>
+        </w:trPr>
         <w:tc>
           <w:tcPr>
             <w:tcW w:type="dxa" w:w="3168"/>
@@ -13060,6 +13484,9 @@
         </w:tc>
       </w:tr>
       <w:tr>
+        <w:trPr>
+          <w:cantSplit/>
+        </w:trPr>
         <w:tc>
           <w:tcPr>
             <w:tcW w:type="dxa" w:w="3168"/>
@@ -13150,6 +13577,9 @@
         </w:tc>
       </w:tr>
       <w:tr>
+        <w:trPr>
+          <w:cantSplit/>
+        </w:trPr>
         <w:tc>
           <w:tcPr>
             <w:tcW w:type="dxa" w:w="3168"/>
@@ -13290,6 +13720,10 @@
         <w:gridCol w:w="1469"/>
       </w:tblGrid>
       <w:tr>
+        <w:trPr>
+          <w:cantSplit/>
+          <w:tblHeader/>
+        </w:trPr>
         <w:tc>
           <w:tcPr>
             <w:tcW w:type="dxa" w:w="2736"/>
@@ -13406,6 +13840,9 @@
         </w:tc>
       </w:tr>
       <w:tr>
+        <w:trPr>
+          <w:cantSplit/>
+        </w:trPr>
         <w:tc>
           <w:tcPr>
             <w:tcW w:type="dxa" w:w="2736"/>
@@ -13516,6 +13953,9 @@
         </w:tc>
       </w:tr>
       <w:tr>
+        <w:trPr>
+          <w:cantSplit/>
+        </w:trPr>
         <w:tc>
           <w:tcPr>
             <w:tcW w:type="dxa" w:w="2736"/>
@@ -13661,6 +14101,10 @@
         <w:gridCol w:w="1728"/>
       </w:tblGrid>
       <w:tr>
+        <w:trPr>
+          <w:cantSplit/>
+          <w:tblHeader/>
+        </w:trPr>
         <w:tc>
           <w:tcPr>
             <w:tcW w:type="dxa" w:w="3168"/>
@@ -13758,6 +14202,9 @@
         </w:tc>
       </w:tr>
       <w:tr>
+        <w:trPr>
+          <w:cantSplit/>
+        </w:trPr>
         <w:tc>
           <w:tcPr>
             <w:tcW w:type="dxa" w:w="3168"/>
@@ -13850,6 +14297,9 @@
         </w:tc>
       </w:tr>
       <w:tr>
+        <w:trPr>
+          <w:cantSplit/>
+        </w:trPr>
         <w:tc>
           <w:tcPr>
             <w:tcW w:type="dxa" w:w="3168"/>
@@ -13942,6 +14392,9 @@
         </w:tc>
       </w:tr>
       <w:tr>
+        <w:trPr>
+          <w:cantSplit/>
+        </w:trPr>
         <w:tc>
           <w:tcPr>
             <w:tcW w:type="dxa" w:w="3168"/>
@@ -14032,6 +14485,9 @@
         </w:tc>
       </w:tr>
       <w:tr>
+        <w:trPr>
+          <w:cantSplit/>
+        </w:trPr>
         <w:tc>
           <w:tcPr>
             <w:tcW w:type="dxa" w:w="3168"/>
@@ -14189,7 +14645,7 @@
       <w:r>
         <w:drawing>
           <wp:inline xmlns:a="http://schemas.openxmlformats.org/drawingml/2006/main" xmlns:pic="http://schemas.openxmlformats.org/drawingml/2006/picture">
-            <wp:extent cx="5120640" cy="2836047"/>
+            <wp:extent cx="5120640" cy="2993605"/>
             <wp:docPr id="7" name="Picture 7"/>
             <wp:cNvGraphicFramePr>
               <a:graphicFrameLocks noChangeAspect="1"/>
@@ -14210,7 +14666,7 @@
                   <pic:spPr>
                     <a:xfrm>
                       <a:off x="0" y="0"/>
-                      <a:ext cx="5120640" cy="2836047"/>
+                      <a:ext cx="5120640" cy="2993605"/>
                     </a:xfrm>
                     <a:prstGeom prst="rect"/>
                   </pic:spPr>
@@ -14334,6 +14790,10 @@
         <w:gridCol w:w="4032"/>
       </w:tblGrid>
       <w:tr>
+        <w:trPr>
+          <w:cantSplit/>
+          <w:tblHeader/>
+        </w:trPr>
         <w:tc>
           <w:tcPr>
             <w:tcW w:type="dxa" w:w="2520"/>
@@ -14412,6 +14872,9 @@
         </w:tc>
       </w:tr>
       <w:tr>
+        <w:trPr>
+          <w:cantSplit/>
+        </w:trPr>
         <w:tc>
           <w:tcPr>
             <w:tcW w:type="dxa" w:w="2520"/>
@@ -14486,6 +14949,9 @@
         </w:tc>
       </w:tr>
       <w:tr>
+        <w:trPr>
+          <w:cantSplit/>
+        </w:trPr>
         <w:tc>
           <w:tcPr>
             <w:tcW w:type="dxa" w:w="2520"/>
@@ -14560,6 +15026,9 @@
         </w:tc>
       </w:tr>
       <w:tr>
+        <w:trPr>
+          <w:cantSplit/>
+        </w:trPr>
         <w:tc>
           <w:tcPr>
             <w:tcW w:type="dxa" w:w="2520"/>
@@ -14634,6 +15103,9 @@
         </w:tc>
       </w:tr>
       <w:tr>
+        <w:trPr>
+          <w:cantSplit/>
+        </w:trPr>
         <w:tc>
           <w:tcPr>
             <w:tcW w:type="dxa" w:w="2520"/>
@@ -14769,6 +15241,10 @@
         <w:gridCol w:w="5328"/>
       </w:tblGrid>
       <w:tr>
+        <w:trPr>
+          <w:cantSplit/>
+          <w:tblHeader/>
+        </w:trPr>
         <w:tc>
           <w:tcPr>
             <w:tcW w:type="dxa" w:w="3024"/>
@@ -14828,6 +15304,9 @@
         </w:tc>
       </w:tr>
       <w:tr>
+        <w:trPr>
+          <w:cantSplit/>
+        </w:trPr>
         <w:tc>
           <w:tcPr>
             <w:tcW w:type="dxa" w:w="3024"/>
@@ -14884,6 +15363,9 @@
         </w:tc>
       </w:tr>
       <w:tr>
+        <w:trPr>
+          <w:cantSplit/>
+        </w:trPr>
         <w:tc>
           <w:tcPr>
             <w:tcW w:type="dxa" w:w="3024"/>
@@ -14940,6 +15422,9 @@
         </w:tc>
       </w:tr>
       <w:tr>
+        <w:trPr>
+          <w:cantSplit/>
+        </w:trPr>
         <w:tc>
           <w:tcPr>
             <w:tcW w:type="dxa" w:w="3024"/>
@@ -14996,6 +15481,9 @@
         </w:tc>
       </w:tr>
       <w:tr>
+        <w:trPr>
+          <w:cantSplit/>
+        </w:trPr>
         <w:tc>
           <w:tcPr>
             <w:tcW w:type="dxa" w:w="3024"/>
@@ -15052,6 +15540,9 @@
         </w:tc>
       </w:tr>
       <w:tr>
+        <w:trPr>
+          <w:cantSplit/>
+        </w:trPr>
         <w:tc>
           <w:tcPr>
             <w:tcW w:type="dxa" w:w="3024"/>
@@ -15108,6 +15599,9 @@
         </w:tc>
       </w:tr>
       <w:tr>
+        <w:trPr>
+          <w:cantSplit/>
+        </w:trPr>
         <w:tc>
           <w:tcPr>
             <w:tcW w:type="dxa" w:w="3024"/>
@@ -15305,6 +15799,10 @@
         <w:gridCol w:w="3888"/>
       </w:tblGrid>
       <w:tr>
+        <w:trPr>
+          <w:cantSplit/>
+          <w:tblHeader/>
+        </w:trPr>
         <w:tc>
           <w:tcPr>
             <w:tcW w:type="dxa" w:w="2448"/>
@@ -15364,6 +15862,9 @@
         </w:tc>
       </w:tr>
       <w:tr>
+        <w:trPr>
+          <w:cantSplit/>
+        </w:trPr>
         <w:tc>
           <w:tcPr>
             <w:tcW w:type="dxa" w:w="2448"/>
@@ -15418,6 +15919,9 @@
         </w:tc>
       </w:tr>
       <w:tr>
+        <w:trPr>
+          <w:cantSplit/>
+        </w:trPr>
         <w:tc>
           <w:tcPr>
             <w:tcW w:type="dxa" w:w="2448"/>
@@ -15472,6 +15976,9 @@
         </w:tc>
       </w:tr>
       <w:tr>
+        <w:trPr>
+          <w:cantSplit/>
+        </w:trPr>
         <w:tc>
           <w:tcPr>
             <w:tcW w:type="dxa" w:w="2448"/>
@@ -15526,6 +16033,9 @@
         </w:tc>
       </w:tr>
       <w:tr>
+        <w:trPr>
+          <w:cantSplit/>
+        </w:trPr>
         <w:tc>
           <w:tcPr>
             <w:tcW w:type="dxa" w:w="2448"/>
@@ -15580,6 +16090,9 @@
         </w:tc>
       </w:tr>
       <w:tr>
+        <w:trPr>
+          <w:cantSplit/>
+        </w:trPr>
         <w:tc>
           <w:tcPr>
             <w:tcW w:type="dxa" w:w="2448"/>
@@ -15634,6 +16147,9 @@
         </w:tc>
       </w:tr>
       <w:tr>
+        <w:trPr>
+          <w:cantSplit/>
+        </w:trPr>
         <w:tc>
           <w:tcPr>
             <w:tcW w:type="dxa" w:w="2448"/>
@@ -15688,6 +16204,9 @@
         </w:tc>
       </w:tr>
       <w:tr>
+        <w:trPr>
+          <w:cantSplit/>
+        </w:trPr>
         <w:tc>
           <w:tcPr>
             <w:tcW w:type="dxa" w:w="2448"/>
@@ -15814,6 +16333,10 @@
         <w:gridCol w:w="943"/>
       </w:tblGrid>
       <w:tr>
+        <w:trPr>
+          <w:cantSplit/>
+          <w:tblHeader/>
+        </w:trPr>
         <w:tc>
           <w:tcPr>
             <w:tcW w:type="dxa" w:w="2520"/>
@@ -15987,6 +16510,9 @@
         </w:tc>
       </w:tr>
       <w:tr>
+        <w:trPr>
+          <w:cantSplit/>
+        </w:trPr>
         <w:tc>
           <w:tcPr>
             <w:tcW w:type="dxa" w:w="2520"/>
@@ -16151,6 +16677,9 @@
         </w:tc>
       </w:tr>
       <w:tr>
+        <w:trPr>
+          <w:cantSplit/>
+        </w:trPr>
         <w:tc>
           <w:tcPr>
             <w:tcW w:type="dxa" w:w="2520"/>
@@ -16315,6 +16844,9 @@
         </w:tc>
       </w:tr>
       <w:tr>
+        <w:trPr>
+          <w:cantSplit/>
+        </w:trPr>
         <w:tc>
           <w:tcPr>
             <w:tcW w:type="dxa" w:w="2520"/>
@@ -16479,6 +17011,9 @@
         </w:tc>
       </w:tr>
       <w:tr>
+        <w:trPr>
+          <w:cantSplit/>
+        </w:trPr>
         <w:tc>
           <w:tcPr>
             <w:tcW w:type="dxa" w:w="2520"/>
@@ -16643,6 +17178,9 @@
         </w:tc>
       </w:tr>
       <w:tr>
+        <w:trPr>
+          <w:cantSplit/>
+        </w:trPr>
         <w:tc>
           <w:tcPr>
             <w:tcW w:type="dxa" w:w="2520"/>
@@ -16807,6 +17345,9 @@
         </w:tc>
       </w:tr>
       <w:tr>
+        <w:trPr>
+          <w:cantSplit/>
+        </w:trPr>
         <w:tc>
           <w:tcPr>
             <w:tcW w:type="dxa" w:w="2520"/>
@@ -16966,6 +17507,9 @@
         </w:tc>
       </w:tr>
       <w:tr>
+        <w:trPr>
+          <w:cantSplit/>
+        </w:trPr>
         <w:tc>
           <w:tcPr>
             <w:tcW w:type="dxa" w:w="2520"/>
@@ -17125,6 +17669,9 @@
         </w:tc>
       </w:tr>
       <w:tr>
+        <w:trPr>
+          <w:cantSplit/>
+        </w:trPr>
         <w:tc>
           <w:tcPr>
             <w:tcW w:type="dxa" w:w="2520"/>
@@ -17284,6 +17831,9 @@
         </w:tc>
       </w:tr>
       <w:tr>
+        <w:trPr>
+          <w:cantSplit/>
+        </w:trPr>
         <w:tc>
           <w:tcPr>
             <w:tcW w:type="dxa" w:w="2520"/>
@@ -17511,6 +18061,10 @@
         <w:gridCol w:w="1584"/>
       </w:tblGrid>
       <w:tr>
+        <w:trPr>
+          <w:cantSplit/>
+          <w:tblHeader/>
+        </w:trPr>
         <w:tc>
           <w:tcPr>
             <w:tcW w:type="dxa" w:w="3744"/>
@@ -17608,6 +18162,9 @@
         </w:tc>
       </w:tr>
       <w:tr>
+        <w:trPr>
+          <w:cantSplit/>
+        </w:trPr>
         <w:tc>
           <w:tcPr>
             <w:tcW w:type="dxa" w:w="3744"/>
@@ -17700,6 +18257,9 @@
         </w:tc>
       </w:tr>
       <w:tr>
+        <w:trPr>
+          <w:cantSplit/>
+        </w:trPr>
         <w:tc>
           <w:tcPr>
             <w:tcW w:type="dxa" w:w="3744"/>
@@ -17792,6 +18352,9 @@
         </w:tc>
       </w:tr>
       <w:tr>
+        <w:trPr>
+          <w:cantSplit/>
+        </w:trPr>
         <w:tc>
           <w:tcPr>
             <w:tcW w:type="dxa" w:w="3744"/>
@@ -17884,6 +18447,9 @@
         </w:tc>
       </w:tr>
       <w:tr>
+        <w:trPr>
+          <w:cantSplit/>
+        </w:trPr>
         <w:tc>
           <w:tcPr>
             <w:tcW w:type="dxa" w:w="3744"/>
@@ -17976,6 +18542,9 @@
         </w:tc>
       </w:tr>
       <w:tr>
+        <w:trPr>
+          <w:cantSplit/>
+        </w:trPr>
         <w:tc>
           <w:tcPr>
             <w:tcW w:type="dxa" w:w="3744"/>
@@ -18068,6 +18637,9 @@
         </w:tc>
       </w:tr>
       <w:tr>
+        <w:trPr>
+          <w:cantSplit/>
+        </w:trPr>
         <w:tc>
           <w:tcPr>
             <w:tcW w:type="dxa" w:w="3744"/>
@@ -18160,6 +18732,9 @@
         </w:tc>
       </w:tr>
       <w:tr>
+        <w:trPr>
+          <w:cantSplit/>
+        </w:trPr>
         <w:tc>
           <w:tcPr>
             <w:tcW w:type="dxa" w:w="3744"/>
@@ -18252,6 +18827,9 @@
         </w:tc>
       </w:tr>
       <w:tr>
+        <w:trPr>
+          <w:cantSplit/>
+        </w:trPr>
         <w:tc>
           <w:tcPr>
             <w:tcW w:type="dxa" w:w="3744"/>
@@ -18344,6 +18922,9 @@
         </w:tc>
       </w:tr>
       <w:tr>
+        <w:trPr>
+          <w:cantSplit/>
+        </w:trPr>
         <w:tc>
           <w:tcPr>
             <w:tcW w:type="dxa" w:w="3744"/>
@@ -18436,6 +19017,9 @@
         </w:tc>
       </w:tr>
       <w:tr>
+        <w:trPr>
+          <w:cantSplit/>
+        </w:trPr>
         <w:tc>
           <w:tcPr>
             <w:tcW w:type="dxa" w:w="3744"/>
@@ -18528,6 +19112,9 @@
         </w:tc>
       </w:tr>
       <w:tr>
+        <w:trPr>
+          <w:cantSplit/>
+        </w:trPr>
         <w:tc>
           <w:tcPr>
             <w:tcW w:type="dxa" w:w="3744"/>
@@ -18670,6 +19257,10 @@
         <w:gridCol w:w="1354"/>
       </w:tblGrid>
       <w:tr>
+        <w:trPr>
+          <w:cantSplit/>
+          <w:tblHeader/>
+        </w:trPr>
         <w:tc>
           <w:tcPr>
             <w:tcW w:type="dxa" w:w="3312"/>
@@ -18786,6 +19377,9 @@
         </w:tc>
       </w:tr>
       <w:tr>
+        <w:trPr>
+          <w:cantSplit/>
+        </w:trPr>
         <w:tc>
           <w:tcPr>
             <w:tcW w:type="dxa" w:w="3312"/>
@@ -18896,6 +19490,9 @@
         </w:tc>
       </w:tr>
       <w:tr>
+        <w:trPr>
+          <w:cantSplit/>
+        </w:trPr>
         <w:tc>
           <w:tcPr>
             <w:tcW w:type="dxa" w:w="3312"/>
@@ -19006,6 +19603,9 @@
         </w:tc>
       </w:tr>
       <w:tr>
+        <w:trPr>
+          <w:cantSplit/>
+        </w:trPr>
         <w:tc>
           <w:tcPr>
             <w:tcW w:type="dxa" w:w="3312"/>
@@ -19116,6 +19716,9 @@
         </w:tc>
       </w:tr>
       <w:tr>
+        <w:trPr>
+          <w:cantSplit/>
+        </w:trPr>
         <w:tc>
           <w:tcPr>
             <w:tcW w:type="dxa" w:w="3312"/>
@@ -19226,6 +19829,9 @@
         </w:tc>
       </w:tr>
       <w:tr>
+        <w:trPr>
+          <w:cantSplit/>
+        </w:trPr>
         <w:tc>
           <w:tcPr>
             <w:tcW w:type="dxa" w:w="3312"/>
@@ -19336,6 +19942,9 @@
         </w:tc>
       </w:tr>
       <w:tr>
+        <w:trPr>
+          <w:cantSplit/>
+        </w:trPr>
         <w:tc>
           <w:tcPr>
             <w:tcW w:type="dxa" w:w="3312"/>
@@ -19446,6 +20055,9 @@
         </w:tc>
       </w:tr>
       <w:tr>
+        <w:trPr>
+          <w:cantSplit/>
+        </w:trPr>
         <w:tc>
           <w:tcPr>
             <w:tcW w:type="dxa" w:w="3312"/>
@@ -19637,6 +20249,10 @@
         <w:gridCol w:w="4176"/>
       </w:tblGrid>
       <w:tr>
+        <w:trPr>
+          <w:cantSplit/>
+          <w:tblHeader/>
+        </w:trPr>
         <w:tc>
           <w:tcPr>
             <w:tcW w:type="dxa" w:w="2448"/>
@@ -19715,6 +20331,9 @@
         </w:tc>
       </w:tr>
       <w:tr>
+        <w:trPr>
+          <w:cantSplit/>
+        </w:trPr>
         <w:tc>
           <w:tcPr>
             <w:tcW w:type="dxa" w:w="2448"/>
@@ -19789,6 +20408,9 @@
         </w:tc>
       </w:tr>
       <w:tr>
+        <w:trPr>
+          <w:cantSplit/>
+        </w:trPr>
         <w:tc>
           <w:tcPr>
             <w:tcW w:type="dxa" w:w="2448"/>
@@ -19863,6 +20485,9 @@
         </w:tc>
       </w:tr>
       <w:tr>
+        <w:trPr>
+          <w:cantSplit/>
+        </w:trPr>
         <w:tc>
           <w:tcPr>
             <w:tcW w:type="dxa" w:w="2448"/>
@@ -19937,6 +20562,9 @@
         </w:tc>
       </w:tr>
       <w:tr>
+        <w:trPr>
+          <w:cantSplit/>
+        </w:trPr>
         <w:tc>
           <w:tcPr>
             <w:tcW w:type="dxa" w:w="2448"/>
@@ -20011,6 +20639,9 @@
         </w:tc>
       </w:tr>
       <w:tr>
+        <w:trPr>
+          <w:cantSplit/>
+        </w:trPr>
         <w:tc>
           <w:tcPr>
             <w:tcW w:type="dxa" w:w="2448"/>
@@ -20085,6 +20716,9 @@
         </w:tc>
       </w:tr>
       <w:tr>
+        <w:trPr>
+          <w:cantSplit/>
+        </w:trPr>
         <w:tc>
           <w:tcPr>
             <w:tcW w:type="dxa" w:w="2448"/>
@@ -20206,6 +20840,10 @@
         <w:gridCol w:w="5112"/>
       </w:tblGrid>
       <w:tr>
+        <w:trPr>
+          <w:cantSplit/>
+          <w:tblHeader/>
+        </w:trPr>
         <w:tc>
           <w:tcPr>
             <w:tcW w:type="dxa" w:w="3024"/>
@@ -20265,6 +20903,9 @@
         </w:tc>
       </w:tr>
       <w:tr>
+        <w:trPr>
+          <w:cantSplit/>
+        </w:trPr>
         <w:tc>
           <w:tcPr>
             <w:tcW w:type="dxa" w:w="3024"/>
@@ -20320,6 +20961,9 @@
         </w:tc>
       </w:tr>
       <w:tr>
+        <w:trPr>
+          <w:cantSplit/>
+        </w:trPr>
         <w:tc>
           <w:tcPr>
             <w:tcW w:type="dxa" w:w="3024"/>
@@ -20375,6 +21019,9 @@
         </w:tc>
       </w:tr>
       <w:tr>
+        <w:trPr>
+          <w:cantSplit/>
+        </w:trPr>
         <w:tc>
           <w:tcPr>
             <w:tcW w:type="dxa" w:w="3024"/>
@@ -20430,6 +21077,9 @@
         </w:tc>
       </w:tr>
       <w:tr>
+        <w:trPr>
+          <w:cantSplit/>
+        </w:trPr>
         <w:tc>
           <w:tcPr>
             <w:tcW w:type="dxa" w:w="3024"/>
@@ -20485,6 +21135,9 @@
         </w:tc>
       </w:tr>
       <w:tr>
+        <w:trPr>
+          <w:cantSplit/>
+        </w:trPr>
         <w:tc>
           <w:tcPr>
             <w:tcW w:type="dxa" w:w="3024"/>
@@ -20540,6 +21193,9 @@
         </w:tc>
       </w:tr>
       <w:tr>
+        <w:trPr>
+          <w:cantSplit/>
+        </w:trPr>
         <w:tc>
           <w:tcPr>
             <w:tcW w:type="dxa" w:w="3024"/>
@@ -20595,6 +21251,9 @@
         </w:tc>
       </w:tr>
       <w:tr>
+        <w:trPr>
+          <w:cantSplit/>
+        </w:trPr>
         <w:tc>
           <w:tcPr>
             <w:tcW w:type="dxa" w:w="3024"/>
@@ -20711,6 +21370,10 @@
         <w:gridCol w:w="5328"/>
       </w:tblGrid>
       <w:tr>
+        <w:trPr>
+          <w:cantSplit/>
+          <w:tblHeader/>
+        </w:trPr>
         <w:tc>
           <w:tcPr>
             <w:tcW w:type="dxa" w:w="3744"/>
@@ -20770,6 +21433,9 @@
         </w:tc>
       </w:tr>
       <w:tr>
+        <w:trPr>
+          <w:cantSplit/>
+        </w:trPr>
         <w:tc>
           <w:tcPr>
             <w:tcW w:type="dxa" w:w="3744"/>
@@ -20826,6 +21492,9 @@
         </w:tc>
       </w:tr>
       <w:tr>
+        <w:trPr>
+          <w:cantSplit/>
+        </w:trPr>
         <w:tc>
           <w:tcPr>
             <w:tcW w:type="dxa" w:w="3744"/>
@@ -20882,6 +21551,9 @@
         </w:tc>
       </w:tr>
       <w:tr>
+        <w:trPr>
+          <w:cantSplit/>
+        </w:trPr>
         <w:tc>
           <w:tcPr>
             <w:tcW w:type="dxa" w:w="3744"/>
@@ -20938,6 +21610,9 @@
         </w:tc>
       </w:tr>
       <w:tr>
+        <w:trPr>
+          <w:cantSplit/>
+        </w:trPr>
         <w:tc>
           <w:tcPr>
             <w:tcW w:type="dxa" w:w="3744"/>
@@ -20994,6 +21669,9 @@
         </w:tc>
       </w:tr>
       <w:tr>
+        <w:trPr>
+          <w:cantSplit/>
+        </w:trPr>
         <w:tc>
           <w:tcPr>
             <w:tcW w:type="dxa" w:w="3744"/>
@@ -21157,6 +21835,10 @@
         <w:gridCol w:w="5184"/>
       </w:tblGrid>
       <w:tr>
+        <w:trPr>
+          <w:cantSplit/>
+          <w:tblHeader/>
+        </w:trPr>
         <w:tc>
           <w:tcPr>
             <w:tcW w:type="dxa" w:w="4896"/>
@@ -21197,6 +21879,9 @@
         </w:tc>
       </w:tr>
       <w:tr>
+        <w:trPr>
+          <w:cantSplit/>
+        </w:trPr>
         <w:tc>
           <w:tcPr>
             <w:tcW w:type="dxa" w:w="4896"/>
@@ -21235,6 +21920,9 @@
         </w:tc>
       </w:tr>
       <w:tr>
+        <w:trPr>
+          <w:cantSplit/>
+        </w:trPr>
         <w:tc>
           <w:tcPr>
             <w:tcW w:type="dxa" w:w="4896"/>
@@ -21273,6 +21961,9 @@
         </w:tc>
       </w:tr>
       <w:tr>
+        <w:trPr>
+          <w:cantSplit/>
+        </w:trPr>
         <w:tc>
           <w:tcPr>
             <w:tcW w:type="dxa" w:w="4896"/>
@@ -21311,6 +22002,9 @@
         </w:tc>
       </w:tr>
       <w:tr>
+        <w:trPr>
+          <w:cantSplit/>
+        </w:trPr>
         <w:tc>
           <w:tcPr>
             <w:tcW w:type="dxa" w:w="4896"/>
@@ -21349,6 +22043,9 @@
         </w:tc>
       </w:tr>
       <w:tr>
+        <w:trPr>
+          <w:cantSplit/>
+        </w:trPr>
         <w:tc>
           <w:tcPr>
             <w:tcW w:type="dxa" w:w="4896"/>
@@ -21387,6 +22084,9 @@
         </w:tc>
       </w:tr>
       <w:tr>
+        <w:trPr>
+          <w:cantSplit/>
+        </w:trPr>
         <w:tc>
           <w:tcPr>
             <w:tcW w:type="dxa" w:w="4896"/>
@@ -21517,6 +22217,10 @@
         <w:gridCol w:w="2736"/>
       </w:tblGrid>
       <w:tr>
+        <w:trPr>
+          <w:cantSplit/>
+          <w:tblHeader/>
+        </w:trPr>
         <w:tc>
           <w:tcPr>
             <w:tcW w:type="dxa" w:w="4608"/>
@@ -21576,6 +22280,9 @@
         </w:tc>
       </w:tr>
       <w:tr>
+        <w:trPr>
+          <w:cantSplit/>
+        </w:trPr>
         <w:tc>
           <w:tcPr>
             <w:tcW w:type="dxa" w:w="4608"/>
@@ -21632,6 +22339,9 @@
         </w:tc>
       </w:tr>
       <w:tr>
+        <w:trPr>
+          <w:cantSplit/>
+        </w:trPr>
         <w:tc>
           <w:tcPr>
             <w:tcW w:type="dxa" w:w="4608"/>
@@ -21688,6 +22398,9 @@
         </w:tc>
       </w:tr>
       <w:tr>
+        <w:trPr>
+          <w:cantSplit/>
+        </w:trPr>
         <w:tc>
           <w:tcPr>
             <w:tcW w:type="dxa" w:w="4608"/>
@@ -21744,6 +22457,9 @@
         </w:tc>
       </w:tr>
       <w:tr>
+        <w:trPr>
+          <w:cantSplit/>
+        </w:trPr>
         <w:tc>
           <w:tcPr>
             <w:tcW w:type="dxa" w:w="4608"/>
@@ -21800,6 +22516,9 @@
         </w:tc>
       </w:tr>
       <w:tr>
+        <w:trPr>
+          <w:cantSplit/>
+        </w:trPr>
         <w:tc>
           <w:tcPr>
             <w:tcW w:type="dxa" w:w="4608"/>
@@ -21856,6 +22575,9 @@
         </w:tc>
       </w:tr>
       <w:tr>
+        <w:trPr>
+          <w:cantSplit/>
+        </w:trPr>
         <w:tc>
           <w:tcPr>
             <w:tcW w:type="dxa" w:w="4608"/>
@@ -21912,6 +22634,9 @@
         </w:tc>
       </w:tr>
       <w:tr>
+        <w:trPr>
+          <w:cantSplit/>
+        </w:trPr>
         <w:tc>
           <w:tcPr>
             <w:tcW w:type="dxa" w:w="4608"/>
@@ -22061,6 +22786,10 @@
         <w:gridCol w:w="5184"/>
       </w:tblGrid>
       <w:tr>
+        <w:trPr>
+          <w:cantSplit/>
+          <w:tblHeader/>
+        </w:trPr>
         <w:tc>
           <w:tcPr>
             <w:tcW w:type="dxa" w:w="4896"/>
@@ -22101,6 +22830,9 @@
         </w:tc>
       </w:tr>
       <w:tr>
+        <w:trPr>
+          <w:cantSplit/>
+        </w:trPr>
         <w:tc>
           <w:tcPr>
             <w:tcW w:type="dxa" w:w="4896"/>
@@ -22139,6 +22871,9 @@
         </w:tc>
       </w:tr>
       <w:tr>
+        <w:trPr>
+          <w:cantSplit/>
+        </w:trPr>
         <w:tc>
           <w:tcPr>
             <w:tcW w:type="dxa" w:w="4896"/>
@@ -22177,6 +22912,9 @@
         </w:tc>
       </w:tr>
       <w:tr>
+        <w:trPr>
+          <w:cantSplit/>
+        </w:trPr>
         <w:tc>
           <w:tcPr>
             <w:tcW w:type="dxa" w:w="4896"/>
@@ -22215,6 +22953,9 @@
         </w:tc>
       </w:tr>
       <w:tr>
+        <w:trPr>
+          <w:cantSplit/>
+        </w:trPr>
         <w:tc>
           <w:tcPr>
             <w:tcW w:type="dxa" w:w="4896"/>
@@ -22253,6 +22994,9 @@
         </w:tc>
       </w:tr>
       <w:tr>
+        <w:trPr>
+          <w:cantSplit/>
+        </w:trPr>
         <w:tc>
           <w:tcPr>
             <w:tcW w:type="dxa" w:w="4896"/>
@@ -22355,6 +23099,10 @@
         <w:gridCol w:w="4536"/>
       </w:tblGrid>
       <w:tr>
+        <w:trPr>
+          <w:cantSplit/>
+          <w:tblHeader/>
+        </w:trPr>
         <w:tc>
           <w:tcPr>
             <w:tcW w:type="dxa" w:w="3600"/>
@@ -22414,6 +23162,9 @@
         </w:tc>
       </w:tr>
       <w:tr>
+        <w:trPr>
+          <w:cantSplit/>
+        </w:trPr>
         <w:tc>
           <w:tcPr>
             <w:tcW w:type="dxa" w:w="3600"/>
@@ -22468,6 +23219,9 @@
         </w:tc>
       </w:tr>
       <w:tr>
+        <w:trPr>
+          <w:cantSplit/>
+        </w:trPr>
         <w:tc>
           <w:tcPr>
             <w:tcW w:type="dxa" w:w="3600"/>
@@ -22522,6 +23276,9 @@
         </w:tc>
       </w:tr>
       <w:tr>
+        <w:trPr>
+          <w:cantSplit/>
+        </w:trPr>
         <w:tc>
           <w:tcPr>
             <w:tcW w:type="dxa" w:w="3600"/>
@@ -22576,6 +23333,9 @@
         </w:tc>
       </w:tr>
       <w:tr>
+        <w:trPr>
+          <w:cantSplit/>
+        </w:trPr>
         <w:tc>
           <w:tcPr>
             <w:tcW w:type="dxa" w:w="3600"/>
@@ -22630,6 +23390,9 @@
         </w:tc>
       </w:tr>
       <w:tr>
+        <w:trPr>
+          <w:cantSplit/>
+        </w:trPr>
         <w:tc>
           <w:tcPr>
             <w:tcW w:type="dxa" w:w="3600"/>
@@ -22775,6 +23538,10 @@
         <w:gridCol w:w="1944"/>
       </w:tblGrid>
       <w:tr>
+        <w:trPr>
+          <w:cantSplit/>
+          <w:tblHeader/>
+        </w:trPr>
         <w:tc>
           <w:tcPr>
             <w:tcW w:type="dxa" w:w="2304"/>
@@ -22872,6 +23639,9 @@
         </w:tc>
       </w:tr>
       <w:tr>
+        <w:trPr>
+          <w:cantSplit/>
+        </w:trPr>
         <w:tc>
           <w:tcPr>
             <w:tcW w:type="dxa" w:w="2304"/>
@@ -22964,6 +23734,9 @@
         </w:tc>
       </w:tr>
       <w:tr>
+        <w:trPr>
+          <w:cantSplit/>
+        </w:trPr>
         <w:tc>
           <w:tcPr>
             <w:tcW w:type="dxa" w:w="2304"/>
@@ -23056,6 +23829,9 @@
         </w:tc>
       </w:tr>
       <w:tr>
+        <w:trPr>
+          <w:cantSplit/>
+        </w:trPr>
         <w:tc>
           <w:tcPr>
             <w:tcW w:type="dxa" w:w="2304"/>
@@ -23148,6 +23924,9 @@
         </w:tc>
       </w:tr>
       <w:tr>
+        <w:trPr>
+          <w:cantSplit/>
+        </w:trPr>
         <w:tc>
           <w:tcPr>
             <w:tcW w:type="dxa" w:w="2304"/>
@@ -23240,6 +24019,9 @@
         </w:tc>
       </w:tr>
       <w:tr>
+        <w:trPr>
+          <w:cantSplit/>
+        </w:trPr>
         <w:tc>
           <w:tcPr>
             <w:tcW w:type="dxa" w:w="2304"/>
@@ -23345,7 +24127,7 @@
       <w:r>
         <w:drawing>
           <wp:inline xmlns:a="http://schemas.openxmlformats.org/drawingml/2006/main" xmlns:pic="http://schemas.openxmlformats.org/drawingml/2006/picture">
-            <wp:extent cx="5303520" cy="2855742"/>
+            <wp:extent cx="5303520" cy="2937334"/>
             <wp:docPr id="8" name="Picture 8"/>
             <wp:cNvGraphicFramePr>
               <a:graphicFrameLocks noChangeAspect="1"/>
@@ -23366,7 +24148,7 @@
                   <pic:spPr>
                     <a:xfrm>
                       <a:off x="0" y="0"/>
-                      <a:ext cx="5303520" cy="2855742"/>
+                      <a:ext cx="5303520" cy="2937334"/>
                     </a:xfrm>
                     <a:prstGeom prst="rect"/>
                   </pic:spPr>

--- a/engine/fertiglobe_study/Fertiglobe_Valuation_Study_09-08-2026.docx
+++ b/engine/fertiglobe_study/Fertiglobe_Valuation_Study_09-08-2026.docx
@@ -256,7 +256,7 @@
           <w:color w:val="1C3A36"/>
           <w:sz w:val="22"/>
         </w:rPr>
-        <w:t>Four valuation methods place Fertiglobe between AED 1.93 and AED 3.95 per share. The weighted centre of that range is AED 2.74, against a market price of AED 2.54 on 2026-08-07 — a premium of 7.8%. The range is wide because this is a commodity producer at an unusual moment in its price cycle, and honest ranges for such businesses are wide.</w:t>
+        <w:t>Four valuation methods place Fertiglobe between AED 1.27 and AED 2.79 per share. The weighted centre of that range is AED 2.15, against a market price of AED 2.54 on 2026-08-07 — a premium of -15.5%. The range is wide because this is a commodity producer at an unusual moment in its price cycle, and honest ranges for such businesses are wide.</w:t>
       </w:r>
     </w:p>
     <w:p>
@@ -526,7 +526,7 @@
                 <w:color w:val="1C3A36"/>
                 <w:sz w:val="17"/>
               </w:rPr>
-              <w:t>3.28</w:t>
+              <w:t>2.19</w:t>
             </w:r>
           </w:p>
         </w:tc>
@@ -562,7 +562,7 @@
                 <w:color w:val="1C3A36"/>
                 <w:sz w:val="17"/>
               </w:rPr>
-              <w:t>Terminal value is 66.2% of enterprise value</w:t>
+              <w:t>Terminal value is 55.2% of enterprise value</w:t>
             </w:r>
           </w:p>
         </w:tc>
@@ -808,7 +808,7 @@
                 <w:color w:val="1C3A36"/>
                 <w:sz w:val="17"/>
               </w:rPr>
-              <w:t>1.93</w:t>
+              <w:t>1.27</w:t>
             </w:r>
           </w:p>
         </w:tc>
@@ -906,7 +906,7 @@
                 <w:color w:val="1C3A36"/>
                 <w:sz w:val="17"/>
               </w:rPr>
-              <w:t>2.74</w:t>
+              <w:t>2.15</w:t>
             </w:r>
           </w:p>
         </w:tc>
@@ -1360,7 +1360,7 @@
                 <w:color w:val="1C3A36"/>
                 <w:sz w:val="17"/>
               </w:rPr>
-              <w:t>8,558</w:t>
+              <w:t>5,980</w:t>
             </w:r>
           </w:p>
         </w:tc>
@@ -1378,7 +1378,7 @@
                 <w:color w:val="1C3A36"/>
                 <w:sz w:val="17"/>
               </w:rPr>
-              <w:t>12,675</w:t>
+              <w:t>8,610</w:t>
             </w:r>
           </w:p>
         </w:tc>
@@ -1419,7 +1419,7 @@
                 <w:color w:val="1C3A36"/>
                 <w:sz w:val="17"/>
               </w:rPr>
-              <w:t>66.2%</w:t>
+              <w:t>55.2%</w:t>
             </w:r>
           </w:p>
         </w:tc>
@@ -1437,7 +1437,7 @@
                 <w:color w:val="1C3A36"/>
                 <w:sz w:val="17"/>
               </w:rPr>
-              <w:t>71.4%</w:t>
+              <w:t>61.2%</w:t>
             </w:r>
           </w:p>
         </w:tc>
@@ -1481,7 +1481,7 @@
                 <w:color w:val="1C3A36"/>
                 <w:sz w:val="17"/>
               </w:rPr>
-              <w:t>2.60</w:t>
+              <w:t>1.76</w:t>
             </w:r>
           </w:p>
         </w:tc>
@@ -1501,7 +1501,7 @@
                 <w:color w:val="1C3A36"/>
                 <w:sz w:val="17"/>
               </w:rPr>
-              <w:t>3.95</w:t>
+              <w:t>2.62</w:t>
             </w:r>
           </w:p>
         </w:tc>
@@ -3716,7 +3716,7 @@
                 <w:color w:val="1C3A36"/>
                 <w:sz w:val="17"/>
               </w:rPr>
-              <w:t>0.9221</w:t>
+              <w:t>0.8949</w:t>
             </w:r>
           </w:p>
         </w:tc>
@@ -3734,7 +3734,7 @@
                 <w:color w:val="1C3A36"/>
                 <w:sz w:val="17"/>
               </w:rPr>
-              <w:t>0.8510</w:t>
+              <w:t>0.8020</w:t>
             </w:r>
           </w:p>
         </w:tc>
@@ -3752,7 +3752,7 @@
                 <w:color w:val="1C3A36"/>
                 <w:sz w:val="17"/>
               </w:rPr>
-              <w:t>0.7859</w:t>
+              <w:t>0.7198</w:t>
             </w:r>
           </w:p>
         </w:tc>
@@ -3770,7 +3770,7 @@
                 <w:color w:val="1C3A36"/>
                 <w:sz w:val="17"/>
               </w:rPr>
-              <w:t>0.7263</w:t>
+              <w:t>0.6469</w:t>
             </w:r>
           </w:p>
         </w:tc>
@@ -3788,7 +3788,7 @@
                 <w:color w:val="1C3A36"/>
                 <w:sz w:val="17"/>
               </w:rPr>
-              <w:t>0.6718</w:t>
+              <w:t>0.5822</w:t>
             </w:r>
           </w:p>
         </w:tc>
@@ -3832,7 +3832,7 @@
                 <w:color w:val="1C3A36"/>
                 <w:sz w:val="17"/>
               </w:rPr>
-              <w:t>816</w:t>
+              <w:t>792</w:t>
             </w:r>
           </w:p>
         </w:tc>
@@ -3852,7 +3852,7 @@
                 <w:color w:val="1C3A36"/>
                 <w:sz w:val="17"/>
               </w:rPr>
-              <w:t>710</w:t>
+              <w:t>670</w:t>
             </w:r>
           </w:p>
         </w:tc>
@@ -3872,7 +3872,7 @@
                 <w:color w:val="1C3A36"/>
                 <w:sz w:val="17"/>
               </w:rPr>
-              <w:t>524</w:t>
+              <w:t>480</w:t>
             </w:r>
           </w:p>
         </w:tc>
@@ -3892,7 +3892,7 @@
                 <w:color w:val="1C3A36"/>
                 <w:sz w:val="17"/>
               </w:rPr>
-              <w:t>442</w:t>
+              <w:t>394</w:t>
             </w:r>
           </w:p>
         </w:tc>
@@ -3912,7 +3912,7 @@
                 <w:color w:val="1C3A36"/>
                 <w:sz w:val="17"/>
               </w:rPr>
-              <w:t>399</w:t>
+              <w:t>345</w:t>
             </w:r>
           </w:p>
         </w:tc>
@@ -4063,7 +4063,7 @@
                 <w:color w:val="1C3A36"/>
                 <w:sz w:val="17"/>
               </w:rPr>
-              <w:t>2,890</w:t>
+              <w:t>2,680</w:t>
             </w:r>
           </w:p>
         </w:tc>
@@ -4081,7 +4081,7 @@
                 <w:color w:val="1C3A36"/>
                 <w:sz w:val="17"/>
               </w:rPr>
-              <w:t>Five years, discounted at 8.5% declining to 8.1%</w:t>
+              <w:t>Five years, discounted at 11.9% declining to 11.1%</w:t>
             </w:r>
           </w:p>
         </w:tc>
@@ -4122,7 +4122,7 @@
                 <w:color w:val="1C3A36"/>
                 <w:sz w:val="17"/>
               </w:rPr>
-              <w:t>5,667</w:t>
+              <w:t>3,300</w:t>
             </w:r>
           </w:p>
         </w:tc>
@@ -4140,7 +4140,7 @@
                 <w:color w:val="1C3A36"/>
                 <w:sz w:val="17"/>
               </w:rPr>
-              <w:t>66.2% of enterprise value</w:t>
+              <w:t>55.2% of enterprise value</w:t>
             </w:r>
           </w:p>
         </w:tc>
@@ -4181,7 +4181,7 @@
                 <w:color w:val="1C3A36"/>
                 <w:sz w:val="17"/>
               </w:rPr>
-              <w:t>8,558</w:t>
+              <w:t>5,980</w:t>
             </w:r>
           </w:p>
         </w:tc>
@@ -4303,7 +4303,7 @@
                 <w:color w:val="1C3A36"/>
                 <w:sz w:val="17"/>
               </w:rPr>
-              <w:t>-2,087</w:t>
+              <w:t>-1,409</w:t>
             </w:r>
           </w:p>
         </w:tc>
@@ -4362,7 +4362,7 @@
                 <w:color w:val="1C3A36"/>
                 <w:sz w:val="17"/>
               </w:rPr>
-              <w:t>5,849</w:t>
+              <w:t>3,949</w:t>
             </w:r>
           </w:p>
         </w:tc>
@@ -4420,7 +4420,7 @@
                 <w:color w:val="1C3A36"/>
                 <w:sz w:val="17"/>
               </w:rPr>
-              <w:t>0.7090</w:t>
+              <w:t>0.4787</w:t>
             </w:r>
           </w:p>
         </w:tc>
@@ -4478,7 +4478,7 @@
                 <w:color w:val="1C3A36"/>
                 <w:sz w:val="17"/>
               </w:rPr>
-              <w:t>2.60</w:t>
+              <w:t>1.76</w:t>
             </w:r>
           </w:p>
         </w:tc>
@@ -4518,7 +4518,7 @@
           <w:color w:val="6E7B77"/>
           <w:sz w:val="17"/>
         </w:rPr>
-        <w:t>The enterprise value to equity bridge, framing A. Terminal value as a share of enterprise value is 66.2%.</w:t>
+        <w:t>The enterprise value to equity bridge, framing A. Terminal value as a share of enterprise value is 55.2%.</w:t>
       </w:r>
     </w:p>
     <w:p>
@@ -4586,7 +4586,7 @@
           <w:color w:val="1C3A36"/>
           <w:sz w:val="21"/>
         </w:rPr>
-        <w:t>Non-controlling interests are unusually large here and deserve their own sentence. Outside shareholders own 49.01% of Sorfert in Algeria and 25% of Egypt Basic Industries, and together took 26.3% of group profit in 2025. Because the cash flows discounted above are the consolidated ones, that share must come out. Deducting it on a proportionate-earnings basis gives AED 2.60 per share; deducting the book value of those interests instead gives AED 3.34. The earnings basis is used because it reflects what those shareholders actually own — a share of the cash flows, not a share of a historical cost figure — and it is the more conservative of the two. Both are shown so the reader can see the size of the choice.</w:t>
+        <w:t>Non-controlling interests are unusually large here and deserve their own sentence. Outside shareholders own 49.01% of Sorfert in Algeria and 25% of Egypt Basic Industries, and together took 26.3% of group profit in 2025. Because the cash flows discounted above are the consolidated ones, that share must come out. Deducting it on a proportionate-earnings basis gives AED 1.76 per share; deducting the book value of those interests instead gives AED 2.19. The earnings basis is used because it reflects what those shareholders actually own — a share of the cash flows, not a share of a historical cost figure — and it is the more conservative of the two. Both are shown so the reader can see the size of the choice.</w:t>
       </w:r>
     </w:p>
     <w:p>
@@ -4614,7 +4614,7 @@
           <w:color w:val="1C3A36"/>
           <w:sz w:val="21"/>
         </w:rPr>
-        <w:t>Book equity attributable to owners was 1,356 million at the end of 2025, or AED 0.60 per share. The return on that equity averaged 23.0% over the last three years, against a cost of equity of 8.6%. Capitalising the excess gives a justified price-to-book of 3.20 times and a value of AED 1.93.</w:t>
+        <w:t>Book equity attributable to owners was 1,356 million at the end of 2025, or AED 0.60 per share. The return on that equity averaged 23.0% over the last three years, against a cost of equity of 12.0%. Capitalising the excess gives a justified price-to-book of 2.10 times and a value of AED 1.27.</w:t>
       </w:r>
     </w:p>
     <w:p>
@@ -5388,7 +5388,7 @@
           <w:color w:val="1C3A36"/>
           <w:sz w:val="21"/>
         </w:rPr>
-        <w:t>The four methods do not agree, and the spread between them is itself information. The cash-flow method is the highest at AED 3.28 because it capitalises a long stream at a cost of capital held down by a low measured beta. The relative and book methods are the lowest, at AED 2.06 and AED 1.93, because they anchor on what the market pays for comparable assets and on a distorted book figure respectively. Normalised earnings power sits between them at AED 2.79.</w:t>
+        <w:t>The four methods do not agree, and the spread between them is itself information. The cash-flow method is the highest at AED 2.19 because it capitalises a long stream at a cost of capital held down by a low measured beta. The relative and book methods are the lowest, at AED 2.06 and AED 1.27, because they anchor on what the market pays for comparable assets and on a distorted book figure respectively. Normalised earnings power sits between them at AED 2.79.</w:t>
       </w:r>
     </w:p>
     <w:p>
@@ -5402,7 +5402,7 @@
           <w:color w:val="1C3A36"/>
           <w:sz w:val="21"/>
         </w:rPr>
-        <w:t>Weighting them gives a centre of AED 2.74. The cash-flow method carries the largest weight because it is the only one that prices the specific mechanism this company runs on — the link between its selling price and its gas cost. The book method carries the smallest for the reason given in section 1.2.</w:t>
+        <w:t>Weighting them gives a centre of AED 2.15. The cash-flow method carries the largest weight because it is the only one that prices the specific mechanism this company runs on — the link between its selling price and its gas cost. The book method carries the smallest for the reason given in section 1.2.</w:t>
       </w:r>
     </w:p>
     <w:p>
@@ -8428,7 +8428,7 @@
                 <w:color w:val="1C3A36"/>
                 <w:sz w:val="17"/>
               </w:rPr>
-              <w:t>0.492</w:t>
+              <w:t>0.931</w:t>
             </w:r>
           </w:p>
         </w:tc>
@@ -8446,7 +8446,7 @@
                 <w:color w:val="1C3A36"/>
                 <w:sz w:val="17"/>
               </w:rPr>
-              <w:t>0.492</w:t>
+              <w:t>0.931</w:t>
             </w:r>
           </w:p>
         </w:tc>
@@ -8464,7 +8464,7 @@
                 <w:color w:val="1C3A36"/>
                 <w:sz w:val="17"/>
               </w:rPr>
-              <w:t>Own-share weekly regression, 4.71 years, n=246</w:t>
+              <w:t>Own-share weekly regression, 4.68 years, n=242</w:t>
             </w:r>
           </w:p>
         </w:tc>
@@ -8582,7 +8582,7 @@
                 <w:color w:val="1C3A36"/>
                 <w:sz w:val="17"/>
               </w:rPr>
-              <w:t>8.9%</w:t>
+              <w:t>12.7%</w:t>
             </w:r>
           </w:p>
         </w:tc>
@@ -8600,7 +8600,7 @@
                 <w:color w:val="1C3A36"/>
                 <w:sz w:val="17"/>
               </w:rPr>
-              <w:t>8.2%</w:t>
+              <w:t>11.3%</w:t>
             </w:r>
           </w:p>
         </w:tc>
@@ -8889,7 +8889,7 @@
                 <w:color w:val="1C3A36"/>
                 <w:sz w:val="17"/>
               </w:rPr>
-              <w:t>8.5%</w:t>
+              <w:t>11.9%</w:t>
             </w:r>
           </w:p>
         </w:tc>
@@ -8907,7 +8907,7 @@
                 <w:color w:val="1C3A36"/>
                 <w:sz w:val="17"/>
               </w:rPr>
-              <w:t>7.9%</w:t>
+              <w:t>10.7%</w:t>
             </w:r>
           </w:p>
         </w:tc>
@@ -8968,7 +8968,7 @@
                 <w:color w:val="1C3A36"/>
                 <w:sz w:val="17"/>
               </w:rPr>
-              <w:t>8.1%</w:t>
+              <w:t>11.1%</w:t>
             </w:r>
           </w:p>
         </w:tc>
@@ -8988,7 +8988,7 @@
                 <w:color w:val="1C3A36"/>
                 <w:sz w:val="17"/>
               </w:rPr>
-              <w:t>7.5%</w:t>
+              <w:t>10.1%</w:t>
             </w:r>
           </w:p>
         </w:tc>
@@ -10225,7 +10225,7 @@
                 <w:color w:val="1C3A36"/>
                 <w:sz w:val="17"/>
               </w:rPr>
-              <w:t>4.46</w:t>
+              <w:t>2.99</w:t>
             </w:r>
           </w:p>
         </w:tc>
@@ -10243,7 +10243,7 @@
                 <w:color w:val="1C3A36"/>
                 <w:sz w:val="17"/>
               </w:rPr>
-              <w:t>3.43</w:t>
+              <w:t>2.31</w:t>
             </w:r>
           </w:p>
         </w:tc>
@@ -10261,7 +10261,7 @@
                 <w:color w:val="1C3A36"/>
                 <w:sz w:val="17"/>
               </w:rPr>
-              <w:t>2.60</w:t>
+              <w:t>1.76</w:t>
             </w:r>
           </w:p>
         </w:tc>
@@ -10279,7 +10279,7 @@
                 <w:color w:val="1C3A36"/>
                 <w:sz w:val="17"/>
               </w:rPr>
-              <w:t>1.91</w:t>
+              <w:t>1.29</w:t>
             </w:r>
           </w:p>
         </w:tc>
@@ -10297,7 +10297,7 @@
                 <w:color w:val="1C3A36"/>
                 <w:sz w:val="17"/>
               </w:rPr>
-              <w:t>0.93</w:t>
+              <w:t>0.64</w:t>
             </w:r>
           </w:p>
         </w:tc>
@@ -10494,7 +10494,7 @@
                 <w:color w:val="1C3A36"/>
                 <w:sz w:val="17"/>
               </w:rPr>
-              <w:t>1.54</w:t>
+              <w:t>1.04</w:t>
             </w:r>
           </w:p>
         </w:tc>
@@ -10512,7 +10512,7 @@
                 <w:color w:val="1C3A36"/>
                 <w:sz w:val="17"/>
               </w:rPr>
-              <w:t>2.07</w:t>
+              <w:t>1.40</w:t>
             </w:r>
           </w:p>
         </w:tc>
@@ -10530,7 +10530,7 @@
                 <w:color w:val="1C3A36"/>
                 <w:sz w:val="17"/>
               </w:rPr>
-              <w:t>2.60</w:t>
+              <w:t>1.76</w:t>
             </w:r>
           </w:p>
         </w:tc>
@@ -10548,7 +10548,7 @@
                 <w:color w:val="1C3A36"/>
                 <w:sz w:val="17"/>
               </w:rPr>
-              <w:t>3.14</w:t>
+              <w:t>2.12</w:t>
             </w:r>
           </w:p>
         </w:tc>
@@ -10566,7 +10566,7 @@
                 <w:color w:val="1C3A36"/>
                 <w:sz w:val="17"/>
               </w:rPr>
-              <w:t>3.69</w:t>
+              <w:t>2.49</w:t>
             </w:r>
           </w:p>
         </w:tc>
@@ -10646,7 +10646,7 @@
                 <w:color w:val="1C3A36"/>
                 <w:sz w:val="17"/>
               </w:rPr>
-              <w:t>0.29</w:t>
+              <w:t>0.47</w:t>
             </w:r>
           </w:p>
         </w:tc>
@@ -10684,7 +10684,7 @@
                 <w:color w:val="1C3A36"/>
                 <w:sz w:val="17"/>
               </w:rPr>
-              <w:t>0.49</w:t>
+              <w:t>0.93</w:t>
             </w:r>
           </w:p>
         </w:tc>
@@ -10722,7 +10722,7 @@
                 <w:color w:val="1C3A36"/>
                 <w:sz w:val="17"/>
               </w:rPr>
-              <w:t>0.69</w:t>
+              <w:t>1.40</w:t>
             </w:r>
           </w:p>
         </w:tc>
@@ -10763,7 +10763,7 @@
                 <w:color w:val="1C3A36"/>
                 <w:sz w:val="17"/>
               </w:rPr>
-              <w:t>3.35</w:t>
+              <w:t>2.68</w:t>
             </w:r>
           </w:p>
         </w:tc>
@@ -10799,7 +10799,7 @@
                 <w:color w:val="1C3A36"/>
                 <w:sz w:val="17"/>
               </w:rPr>
-              <w:t>2.60</w:t>
+              <w:t>1.76</w:t>
             </w:r>
           </w:p>
         </w:tc>
@@ -10835,7 +10835,7 @@
                 <w:color w:val="1C3A36"/>
                 <w:sz w:val="17"/>
               </w:rPr>
-              <w:t>2.13</w:t>
+              <w:t>1.30</w:t>
             </w:r>
           </w:p>
         </w:tc>
@@ -11032,7 +11032,7 @@
                 <w:color w:val="1C3A36"/>
                 <w:sz w:val="17"/>
               </w:rPr>
-              <w:t>2.78</w:t>
+              <w:t>1.88</w:t>
             </w:r>
           </w:p>
         </w:tc>
@@ -11050,7 +11050,7 @@
                 <w:color w:val="1C3A36"/>
                 <w:sz w:val="17"/>
               </w:rPr>
-              <w:t>2.68</w:t>
+              <w:t>1.81</w:t>
             </w:r>
           </w:p>
         </w:tc>
@@ -11068,7 +11068,7 @@
                 <w:color w:val="1C3A36"/>
                 <w:sz w:val="17"/>
               </w:rPr>
-              <w:t>2.60</w:t>
+              <w:t>1.76</w:t>
             </w:r>
           </w:p>
         </w:tc>
@@ -11086,7 +11086,7 @@
                 <w:color w:val="1C3A36"/>
                 <w:sz w:val="17"/>
               </w:rPr>
-              <w:t>2.51</w:t>
+              <w:t>1.69</w:t>
             </w:r>
           </w:p>
         </w:tc>
@@ -11104,7 +11104,7 @@
                 <w:color w:val="1C3A36"/>
                 <w:sz w:val="17"/>
               </w:rPr>
-              <w:t>2.37</w:t>
+              <w:t>1.60</w:t>
             </w:r>
           </w:p>
         </w:tc>
@@ -11297,7 +11297,7 @@
                 <w:color w:val="1C3A36"/>
                 <w:sz w:val="17"/>
               </w:rPr>
-              <w:t>7.1%</w:t>
+              <w:t>10.1%</w:t>
             </w:r>
           </w:p>
         </w:tc>
@@ -11315,7 +11315,7 @@
                 <w:color w:val="1C3A36"/>
                 <w:sz w:val="17"/>
               </w:rPr>
-              <w:t>2.81</w:t>
+              <w:t>1.88</w:t>
             </w:r>
           </w:p>
         </w:tc>
@@ -11333,7 +11333,7 @@
                 <w:color w:val="1C3A36"/>
                 <w:sz w:val="17"/>
               </w:rPr>
-              <w:t>2.92</w:t>
+              <w:t>1.91</w:t>
             </w:r>
           </w:p>
         </w:tc>
@@ -11351,7 +11351,7 @@
                 <w:color w:val="1C3A36"/>
                 <w:sz w:val="17"/>
               </w:rPr>
-              <w:t>3.04</w:t>
+              <w:t>1.93</w:t>
             </w:r>
           </w:p>
         </w:tc>
@@ -11369,7 +11369,7 @@
                 <w:color w:val="1C3A36"/>
                 <w:sz w:val="17"/>
               </w:rPr>
-              <w:t>3.19</w:t>
+              <w:t>1.96</w:t>
             </w:r>
           </w:p>
         </w:tc>
@@ -11387,7 +11387,7 @@
                 <w:color w:val="1C3A36"/>
                 <w:sz w:val="17"/>
               </w:rPr>
-              <w:t>3.37</w:t>
+              <w:t>2.00</w:t>
             </w:r>
           </w:p>
         </w:tc>
@@ -11410,7 +11410,7 @@
                 <w:color w:val="1C3A36"/>
                 <w:sz w:val="17"/>
               </w:rPr>
-              <w:t>7.6%</w:t>
+              <w:t>10.6%</w:t>
             </w:r>
           </w:p>
         </w:tc>
@@ -11428,7 +11428,7 @@
                 <w:color w:val="1C3A36"/>
                 <w:sz w:val="17"/>
               </w:rPr>
-              <w:t>2.63</w:t>
+              <w:t>1.80</w:t>
             </w:r>
           </w:p>
         </w:tc>
@@ -11446,7 +11446,7 @@
                 <w:color w:val="1C3A36"/>
                 <w:sz w:val="17"/>
               </w:rPr>
-              <w:t>2.71</w:t>
+              <w:t>1.82</w:t>
             </w:r>
           </w:p>
         </w:tc>
@@ -11464,7 +11464,7 @@
                 <w:color w:val="1C3A36"/>
                 <w:sz w:val="17"/>
               </w:rPr>
-              <w:t>2.80</w:t>
+              <w:t>1.84</w:t>
             </w:r>
           </w:p>
         </w:tc>
@@ -11482,7 +11482,7 @@
                 <w:color w:val="1C3A36"/>
                 <w:sz w:val="17"/>
               </w:rPr>
-              <w:t>2.92</w:t>
+              <w:t>1.86</w:t>
             </w:r>
           </w:p>
         </w:tc>
@@ -11500,7 +11500,7 @@
                 <w:color w:val="1C3A36"/>
                 <w:sz w:val="17"/>
               </w:rPr>
-              <w:t>3.05</w:t>
+              <w:t>1.89</w:t>
             </w:r>
           </w:p>
         </w:tc>
@@ -11523,7 +11523,7 @@
                 <w:color w:val="1C3A36"/>
                 <w:sz w:val="17"/>
               </w:rPr>
-              <w:t>8.1%</w:t>
+              <w:t>11.1%</w:t>
             </w:r>
           </w:p>
         </w:tc>
@@ -11541,7 +11541,7 @@
                 <w:color w:val="1C3A36"/>
                 <w:sz w:val="17"/>
               </w:rPr>
-              <w:t>2.46</w:t>
+              <w:t>1.73</w:t>
             </w:r>
           </w:p>
         </w:tc>
@@ -11559,7 +11559,7 @@
                 <w:color w:val="1C3A36"/>
                 <w:sz w:val="17"/>
               </w:rPr>
-              <w:t>2.53</w:t>
+              <w:t>1.74</w:t>
             </w:r>
           </w:p>
         </w:tc>
@@ -11577,7 +11577,7 @@
                 <w:color w:val="1C3A36"/>
                 <w:sz w:val="17"/>
               </w:rPr>
-              <w:t>2.60</w:t>
+              <w:t>1.76</w:t>
             </w:r>
           </w:p>
         </w:tc>
@@ -11595,7 +11595,7 @@
                 <w:color w:val="1C3A36"/>
                 <w:sz w:val="17"/>
               </w:rPr>
-              <w:t>2.69</w:t>
+              <w:t>1.78</w:t>
             </w:r>
           </w:p>
         </w:tc>
@@ -11613,7 +11613,7 @@
                 <w:color w:val="1C3A36"/>
                 <w:sz w:val="17"/>
               </w:rPr>
-              <w:t>2.79</w:t>
+              <w:t>1.80</w:t>
             </w:r>
           </w:p>
         </w:tc>
@@ -11636,7 +11636,7 @@
                 <w:color w:val="1C3A36"/>
                 <w:sz w:val="17"/>
               </w:rPr>
-              <w:t>8.6%</w:t>
+              <w:t>11.6%</w:t>
             </w:r>
           </w:p>
         </w:tc>
@@ -11654,7 +11654,7 @@
                 <w:color w:val="1C3A36"/>
                 <w:sz w:val="17"/>
               </w:rPr>
-              <w:t>2.32</w:t>
+              <w:t>1.66</w:t>
             </w:r>
           </w:p>
         </w:tc>
@@ -11672,7 +11672,7 @@
                 <w:color w:val="1C3A36"/>
                 <w:sz w:val="17"/>
               </w:rPr>
-              <w:t>2.38</w:t>
+              <w:t>1.67</w:t>
             </w:r>
           </w:p>
         </w:tc>
@@ -11690,7 +11690,7 @@
                 <w:color w:val="1C3A36"/>
                 <w:sz w:val="17"/>
               </w:rPr>
-              <w:t>2.43</w:t>
+              <w:t>1.68</w:t>
             </w:r>
           </w:p>
         </w:tc>
@@ -11708,7 +11708,7 @@
                 <w:color w:val="1C3A36"/>
                 <w:sz w:val="17"/>
               </w:rPr>
-              <w:t>2.50</w:t>
+              <w:t>1.70</w:t>
             </w:r>
           </w:p>
         </w:tc>
@@ -11726,7 +11726,7 @@
                 <w:color w:val="1C3A36"/>
                 <w:sz w:val="17"/>
               </w:rPr>
-              <w:t>2.58</w:t>
+              <w:t>1.71</w:t>
             </w:r>
           </w:p>
         </w:tc>
@@ -11749,7 +11749,7 @@
                 <w:color w:val="1C3A36"/>
                 <w:sz w:val="17"/>
               </w:rPr>
-              <w:t>9.1%</w:t>
+              <w:t>12.1%</w:t>
             </w:r>
           </w:p>
         </w:tc>
@@ -11767,7 +11767,7 @@
                 <w:color w:val="1C3A36"/>
                 <w:sz w:val="17"/>
               </w:rPr>
-              <w:t>2.20</w:t>
+              <w:t>1.60</w:t>
             </w:r>
           </w:p>
         </w:tc>
@@ -11785,7 +11785,7 @@
                 <w:color w:val="1C3A36"/>
                 <w:sz w:val="17"/>
               </w:rPr>
-              <w:t>2.24</w:t>
+              <w:t>1.61</w:t>
             </w:r>
           </w:p>
         </w:tc>
@@ -11803,7 +11803,7 @@
                 <w:color w:val="1C3A36"/>
                 <w:sz w:val="17"/>
               </w:rPr>
-              <w:t>2.29</w:t>
+              <w:t>1.62</w:t>
             </w:r>
           </w:p>
         </w:tc>
@@ -11821,7 +11821,7 @@
                 <w:color w:val="1C3A36"/>
                 <w:sz w:val="17"/>
               </w:rPr>
-              <w:t>2.34</w:t>
+              <w:t>1.63</w:t>
             </w:r>
           </w:p>
         </w:tc>
@@ -11839,7 +11839,7 @@
                 <w:color w:val="1C3A36"/>
                 <w:sz w:val="17"/>
               </w:rPr>
-              <w:t>2.40</w:t>
+              <w:t>1.64</w:t>
             </w:r>
           </w:p>
         </w:tc>
@@ -14907,7 +14907,7 @@
                 <w:color w:val="1C3A36"/>
                 <w:sz w:val="17"/>
               </w:rPr>
-              <w:t>3.28</w:t>
+              <w:t>2.19</w:t>
             </w:r>
           </w:p>
         </w:tc>
@@ -14925,7 +14925,7 @@
                 <w:color w:val="1C3A36"/>
                 <w:sz w:val="17"/>
               </w:rPr>
-              <w:t>+29%</w:t>
+              <w:t>-14%</w:t>
             </w:r>
           </w:p>
         </w:tc>
@@ -15138,7 +15138,7 @@
                 <w:color w:val="1C3A36"/>
                 <w:sz w:val="17"/>
               </w:rPr>
-              <w:t>1.93</w:t>
+              <w:t>1.27</w:t>
             </w:r>
           </w:p>
         </w:tc>
@@ -15156,7 +15156,7 @@
                 <w:color w:val="1C3A36"/>
                 <w:sz w:val="17"/>
               </w:rPr>
-              <w:t>-24%</w:t>
+              <w:t>-50%</w:t>
             </w:r>
           </w:p>
         </w:tc>
@@ -15913,7 +15913,7 @@
                 <w:color w:val="1C3A36"/>
                 <w:sz w:val="16"/>
               </w:rPr>
-              <w:t>Two more reported half-years at different price levels. If the slope moves to 0.65 the value falls to AED 0.93; at 0.30 it rises to AED 4.46.</w:t>
+              <w:t>Two more reported half-years at different price levels. If the slope moves to 0.65 the value falls to AED 0.64; at 0.30 it rises to AED 2.99.</w:t>
             </w:r>
           </w:p>
         </w:tc>
@@ -15953,7 +15953,7 @@
                 <w:color w:val="1C3A36"/>
                 <w:sz w:val="16"/>
               </w:rPr>
-              <w:t>The regression against the local market gives 0.492 but explains only 6.2% of the share's movement, with a 90% confidence interval from 0.29 to 0.69. The reason is economic, not statistical: this share is driven by global nitrogen prices, and the local index is mostly banks and property.</w:t>
+              <w:t>The regression against the local market gives 0.931 but explains only 10.0% of the share's movement, with a 90% confidence interval from 0.47 to 1.40. The reason is economic, not statistical: this share is driven by global nitrogen prices, and the local index is mostly banks and property.</w:t>
             </w:r>
           </w:p>
         </w:tc>
@@ -15970,7 +15970,7 @@
                 <w:color w:val="1C3A36"/>
                 <w:sz w:val="16"/>
               </w:rPr>
-              <w:t>A beta of 1.0 rather than 0.49 would cut the cash-flow value materially. The sensitivity table in section 1.9 shows the range; a reader who believes the local index is the wrong yardstick should read the low end of the cash-flow lens and lean on the other three.</w:t>
+              <w:t>A beta of 1.0 rather than 0.93 would cut the cash-flow value materially. The sensitivity table in section 1.9 shows the range; a reader who believes the local index is the wrong yardstick should read the low end of the cash-flow lens and lean on the other three.</w:t>
             </w:r>
           </w:p>
         </w:tc>
@@ -16181,7 +16181,7 @@
                 <w:color w:val="1C3A36"/>
                 <w:sz w:val="16"/>
               </w:rPr>
-              <w:t>66.2% of enterprise value sits beyond year five under framing A and 71.4% under framing B. That is normal for a long-lived asset base and still means most of the answer is an assumption.</w:t>
+              <w:t>55.2% of enterprise value sits beyond year five under framing A and 61.2% under framing B. That is normal for a long-lived asset base and still means most of the answer is an assumption.</w:t>
             </w:r>
           </w:p>
         </w:tc>
@@ -22186,7 +22186,7 @@
           <w:color w:val="1C3A36"/>
           <w:sz w:val="21"/>
         </w:rPr>
-        <w:t>When it works: where the operating mechanics are understood and documented. When it fails: when the discount rate is uncertain, which it badly is here — the beta explains only 6.2% of the share's movement.</w:t>
+        <w:t>When it works: where the operating mechanics are understood and documented. When it fails: when the discount rate is uncertain, which it badly is here — the beta explains only 10.0% of the share's movement.</w:t>
       </w:r>
     </w:p>
     <w:tbl>
@@ -22315,7 +22315,7 @@
                 <w:color w:val="1C3A36"/>
                 <w:sz w:val="17"/>
               </w:rPr>
-              <w:t>2,890</w:t>
+              <w:t>2,680</w:t>
             </w:r>
           </w:p>
         </w:tc>
@@ -22333,7 +22333,7 @@
                 <w:color w:val="1C3A36"/>
                 <w:sz w:val="17"/>
               </w:rPr>
-              <w:t>3,626</w:t>
+              <w:t>3,341</w:t>
             </w:r>
           </w:p>
         </w:tc>
@@ -22374,7 +22374,7 @@
                 <w:color w:val="1C3A36"/>
                 <w:sz w:val="17"/>
               </w:rPr>
-              <w:t>5,667</w:t>
+              <w:t>3,300</w:t>
             </w:r>
           </w:p>
         </w:tc>
@@ -22392,7 +22392,7 @@
                 <w:color w:val="1C3A36"/>
                 <w:sz w:val="17"/>
               </w:rPr>
-              <w:t>9,049</w:t>
+              <w:t>5,269</w:t>
             </w:r>
           </w:p>
         </w:tc>
@@ -22433,7 +22433,7 @@
                 <w:color w:val="1C3A36"/>
                 <w:sz w:val="17"/>
               </w:rPr>
-              <w:t>8,558</w:t>
+              <w:t>5,980</w:t>
             </w:r>
           </w:p>
         </w:tc>
@@ -22451,7 +22451,7 @@
                 <w:color w:val="1C3A36"/>
                 <w:sz w:val="17"/>
               </w:rPr>
-              <w:t>12,675</w:t>
+              <w:t>8,610</w:t>
             </w:r>
           </w:p>
         </w:tc>
@@ -22492,7 +22492,7 @@
                 <w:color w:val="1C3A36"/>
                 <w:sz w:val="17"/>
               </w:rPr>
-              <w:t>66.2%</w:t>
+              <w:t>55.2%</w:t>
             </w:r>
           </w:p>
         </w:tc>
@@ -22510,7 +22510,7 @@
                 <w:color w:val="1C3A36"/>
                 <w:sz w:val="17"/>
               </w:rPr>
-              <w:t>71.4%</w:t>
+              <w:t>61.2%</w:t>
             </w:r>
           </w:p>
         </w:tc>
@@ -22672,7 +22672,7 @@
                 <w:color w:val="1C3A36"/>
                 <w:sz w:val="17"/>
               </w:rPr>
-              <w:t>2.60</w:t>
+              <w:t>1.76</w:t>
             </w:r>
           </w:p>
         </w:tc>
@@ -22692,7 +22692,7 @@
                 <w:color w:val="1C3A36"/>
                 <w:sz w:val="17"/>
               </w:rPr>
-              <w:t>3.95</w:t>
+              <w:t>2.62</w:t>
             </w:r>
           </w:p>
         </w:tc>
@@ -22714,7 +22714,7 @@
           <w:color w:val="1C3A36"/>
           <w:sz w:val="21"/>
         </w:rPr>
-        <w:t>Named sensitivity: moving the gas pass-through from 0.48 to 0.65 takes the value from AED 2.60 to AED 0.93. Falsifier stated in advance: if the company reports a half-year in which realised price falls sharply and cash cost per tonne does not follow it down, the pass-through relationship is not real and this valuation is wrong in both directions at once.</w:t>
+        <w:t>Named sensitivity: moving the gas pass-through from 0.48 to 0.65 takes the value from AED 1.76 to AED 0.64. Falsifier stated in advance: if the company reports a half-year in which realised price falls sharply and cash cost per tonne does not follow it down, the pass-through relationship is not real and this valuation is wrong in both directions at once.</w:t>
       </w:r>
     </w:p>
     <w:p>
@@ -23477,7 +23477,7 @@
           <w:color w:val="1C3A36"/>
           <w:sz w:val="21"/>
         </w:rPr>
-        <w:t>Put together, the three converge more than their methods suggest they should. Expert 1 lands at AED 2.30, Expert 2 at AED 2.60 on framing A, and Expert 3 at AED 2.50. The spread is about AED 0.31 per share, or roughly a eighth of the middle value — narrow, given that one counted cash flows, one counted comparable multiples and one counted steel.</w:t>
+        <w:t>Put together, the three converge more than their methods suggest they should. Expert 1 lands at AED 2.30, Expert 2 at AED 1.76 on framing A, and Expert 3 at AED 2.50. The spread is about AED 0.74 per share, or roughly a eighth of the middle value — narrow, given that one counted cash flows, one counted comparable multiples and one counted steel.</w:t>
       </w:r>
     </w:p>
     <w:p>
@@ -23787,7 +23787,7 @@
                 <w:color w:val="1C3A36"/>
                 <w:sz w:val="16"/>
               </w:rPr>
-              <w:t>66.2% of value</w:t>
+              <w:t>55.2% of value</w:t>
             </w:r>
           </w:p>
         </w:tc>
@@ -23882,7 +23882,7 @@
                 <w:color w:val="1C3A36"/>
                 <w:sz w:val="16"/>
               </w:rPr>
-              <w:t>8.5%</w:t>
+              <w:t>11.9%</w:t>
             </w:r>
           </w:p>
         </w:tc>
@@ -24301,7 +24301,7 @@
           <w:color w:val="6E7B77"/>
           <w:sz w:val="18"/>
         </w:rPr>
-        <w:t>Price basis 2026-08-07. Study date 2026-08-09. Currency: figures in US dollars unless marked AED; per-share values converted at 3.6725 dirhams to the dollar.</w:t>
+        <w:t>Price basis 2026-08-07. Study date 2026-08-10. Currency: figures in US dollars unless marked AED; per-share values converted at 3.6725 dirhams to the dollar.</w:t>
       </w:r>
     </w:p>
     <w:sectPr>

--- a/engine/fertiglobe_study/Fertiglobe_Valuation_Study_09-08-2026.docx
+++ b/engine/fertiglobe_study/Fertiglobe_Valuation_Study_09-08-2026.docx
@@ -3235,7 +3235,7 @@
                 <w:color w:val="1C3A36"/>
                 <w:sz w:val="17"/>
               </w:rPr>
-              <w:t>add back depreciation and amortisation</w:t>
+              <w:t>depreciation and amortisation added back</w:t>
             </w:r>
           </w:p>
         </w:tc>
@@ -3348,7 +3348,7 @@
                 <w:color w:val="1C3A36"/>
                 <w:sz w:val="17"/>
               </w:rPr>
-              <w:t>less capital expenditure</w:t>
+              <w:t>capital expenditure</w:t>
             </w:r>
           </w:p>
         </w:tc>
@@ -3461,7 +3461,7 @@
                 <w:color w:val="1C3A36"/>
                 <w:sz w:val="17"/>
               </w:rPr>
-              <w:t>less increase in working capital</w:t>
+              <w:t>change in working capital — a release adds, a build subtracts</w:t>
             </w:r>
           </w:p>
         </w:tc>

--- a/engine/fertiglobe_study/Fertiglobe_Valuation_Study_09-08-2026.docx
+++ b/engine/fertiglobe_study/Fertiglobe_Valuation_Study_09-08-2026.docx
@@ -256,7 +256,21 @@
           <w:color w:val="1C3A36"/>
           <w:sz w:val="22"/>
         </w:rPr>
-        <w:t>Four valuation methods place Fertiglobe between AED 1.27 and AED 2.79 per share. The weighted centre of that range is AED 2.15, against a market price of AED 2.54 on 2026-08-07 — a premium of -15.5%. The range is wide because this is a commodity producer at an unusual moment in its price cycle, and honest ranges for such businesses are wide.</w:t>
+        <w:t>This study reaches TWO answers rather than one, and which of them is right turns on a single question about the nitrogen market. Read on a normalisation to the marginal cost of the high-cost swing supplier, the cash-flow method values Fertiglobe at AED 1.81 per share. Read on the current tightness persisting, it values the same company at AED 2.68. The market price is AED 2.54 on 2026-08-07, which sits between them — -28.7% against the first and 5.7% against the second.</w:t>
+      </w:r>
+    </w:p>
+    <w:p>
+      <w:pPr>
+        <w:spacing w:after="120" w:before="0"/>
+      </w:pPr>
+      <w:r>
+        <w:rPr>
+          <w:b w:val="0"/>
+          <w:i w:val="0"/>
+          <w:color w:val="1C3A36"/>
+          <w:sz w:val="21"/>
+        </w:rPr>
+        <w:t>The two are published side by side and are NOT averaged. Their midpoint would be AED 2.25, a number neither reading supports and one that would assert a disagreement with the market that neither reading actually makes. Where two readings disagree this study publishes the disagreement and says what decides it.</w:t>
       </w:r>
     </w:p>
     <w:p>
@@ -449,7 +463,7 @@
                 <w:color w:val="1C3A36"/>
                 <w:sz w:val="17"/>
               </w:rPr>
-              <w:t>Weight</w:t>
+              <w:t>Role</w:t>
             </w:r>
           </w:p>
         </w:tc>
@@ -480,6 +494,7 @@
         <w:tc>
           <w:tcPr>
             <w:tcW w:type="dxa" w:w="1944"/>
+            <w:shd w:val="clear" w:color="auto" w:fill="F6F1E6"/>
           </w:tcPr>
           <w:p>
             <w:pPr>
@@ -491,20 +506,22 @@
                 <w:color w:val="1C3A36"/>
                 <w:sz w:val="17"/>
               </w:rPr>
-              <w:t>Cash flow</w:t>
+              <w:t>Cash flow — marginal-cost anchor</w:t>
             </w:r>
           </w:p>
         </w:tc>
         <w:tc>
           <w:tcPr>
             <w:tcW w:type="dxa" w:w="3096"/>
-          </w:tcPr>
-          <w:p>
-            <w:pPr>
-              <w:spacing w:after="20"/>
-            </w:pPr>
-            <w:r>
-              <w:rPr>
+            <w:shd w:val="clear" w:color="auto" w:fill="F6F1E6"/>
+          </w:tcPr>
+          <w:p>
+            <w:pPr>
+              <w:spacing w:after="20"/>
+            </w:pPr>
+            <w:r>
+              <w:rPr>
+                <w:b/>
                 <w:color w:val="1C3A36"/>
                 <w:sz w:val="17"/>
               </w:rPr>
@@ -515,54 +532,60 @@
         <w:tc>
           <w:tcPr>
             <w:tcW w:type="dxa" w:w="1512"/>
-          </w:tcPr>
-          <w:p>
-            <w:pPr>
-              <w:spacing w:after="20"/>
-              <w:jc w:val="right"/>
-            </w:pPr>
-            <w:r>
-              <w:rPr>
-                <w:color w:val="1C3A36"/>
-                <w:sz w:val="17"/>
-              </w:rPr>
-              <w:t>2.19</w:t>
+            <w:shd w:val="clear" w:color="auto" w:fill="F6F1E6"/>
+          </w:tcPr>
+          <w:p>
+            <w:pPr>
+              <w:spacing w:after="20"/>
+              <w:jc w:val="right"/>
+            </w:pPr>
+            <w:r>
+              <w:rPr>
+                <w:b/>
+                <w:color w:val="1C3A36"/>
+                <w:sz w:val="17"/>
+              </w:rPr>
+              <w:t>1.81</w:t>
             </w:r>
           </w:p>
         </w:tc>
         <w:tc>
           <w:tcPr>
             <w:tcW w:type="dxa" w:w="936"/>
-          </w:tcPr>
-          <w:p>
-            <w:pPr>
-              <w:spacing w:after="20"/>
-              <w:jc w:val="right"/>
-            </w:pPr>
-            <w:r>
-              <w:rPr>
-                <w:color w:val="1C3A36"/>
-                <w:sz w:val="17"/>
-              </w:rPr>
-              <w:t>45%</w:t>
+            <w:shd w:val="clear" w:color="auto" w:fill="F6F1E6"/>
+          </w:tcPr>
+          <w:p>
+            <w:pPr>
+              <w:spacing w:after="20"/>
+              <w:jc w:val="right"/>
+            </w:pPr>
+            <w:r>
+              <w:rPr>
+                <w:b/>
+                <w:color w:val="1C3A36"/>
+                <w:sz w:val="17"/>
+              </w:rPr>
+              <w:t>THE ANSWER</w:t>
             </w:r>
           </w:p>
         </w:tc>
         <w:tc>
           <w:tcPr>
             <w:tcW w:type="dxa" w:w="2592"/>
-          </w:tcPr>
-          <w:p>
-            <w:pPr>
-              <w:spacing w:after="20"/>
-              <w:jc w:val="right"/>
-            </w:pPr>
-            <w:r>
-              <w:rPr>
-                <w:color w:val="1C3A36"/>
-                <w:sz w:val="17"/>
-              </w:rPr>
-              <w:t>Terminal value is 55.2% of enterprise value</w:t>
+            <w:shd w:val="clear" w:color="auto" w:fill="F6F1E6"/>
+          </w:tcPr>
+          <w:p>
+            <w:pPr>
+              <w:spacing w:after="20"/>
+              <w:jc w:val="right"/>
+            </w:pPr>
+            <w:r>
+              <w:rPr>
+                <w:b/>
+                <w:color w:val="1C3A36"/>
+                <w:sz w:val="17"/>
+              </w:rPr>
+              <w:t>Terminal value is 56.3% of enterprise value</w:t>
             </w:r>
           </w:p>
         </w:tc>
@@ -574,6 +597,7 @@
         <w:tc>
           <w:tcPr>
             <w:tcW w:type="dxa" w:w="1944"/>
+            <w:shd w:val="clear" w:color="auto" w:fill="F6F1E6"/>
           </w:tcPr>
           <w:p>
             <w:pPr>
@@ -585,78 +609,86 @@
                 <w:color w:val="1C3A36"/>
                 <w:sz w:val="17"/>
               </w:rPr>
-              <w:t>Relative multiples</w:t>
+              <w:t>Cash flow — tightness persists</w:t>
             </w:r>
           </w:p>
         </w:tc>
         <w:tc>
           <w:tcPr>
             <w:tcW w:type="dxa" w:w="3096"/>
-          </w:tcPr>
-          <w:p>
-            <w:pPr>
-              <w:spacing w:after="20"/>
-            </w:pPr>
-            <w:r>
-              <w:rPr>
-                <w:color w:val="1C3A36"/>
-                <w:sz w:val="17"/>
-              </w:rPr>
-              <w:t>Mid-cycle EBITDA on a peer-anchored enterprise multiple</w:t>
+            <w:shd w:val="clear" w:color="auto" w:fill="F6F1E6"/>
+          </w:tcPr>
+          <w:p>
+            <w:pPr>
+              <w:spacing w:after="20"/>
+            </w:pPr>
+            <w:r>
+              <w:rPr>
+                <w:b/>
+                <w:color w:val="1C3A36"/>
+                <w:sz w:val="17"/>
+              </w:rPr>
+              <w:t>The same model on the second reading of the nitrogen market</w:t>
             </w:r>
           </w:p>
         </w:tc>
         <w:tc>
           <w:tcPr>
             <w:tcW w:type="dxa" w:w="1512"/>
-          </w:tcPr>
-          <w:p>
-            <w:pPr>
-              <w:spacing w:after="20"/>
-              <w:jc w:val="right"/>
-            </w:pPr>
-            <w:r>
-              <w:rPr>
-                <w:color w:val="1C3A36"/>
-                <w:sz w:val="17"/>
-              </w:rPr>
-              <w:t>2.06</w:t>
+            <w:shd w:val="clear" w:color="auto" w:fill="F6F1E6"/>
+          </w:tcPr>
+          <w:p>
+            <w:pPr>
+              <w:spacing w:after="20"/>
+              <w:jc w:val="right"/>
+            </w:pPr>
+            <w:r>
+              <w:rPr>
+                <w:b/>
+                <w:color w:val="1C3A36"/>
+                <w:sz w:val="17"/>
+              </w:rPr>
+              <w:t>2.68</w:t>
             </w:r>
           </w:p>
         </w:tc>
         <w:tc>
           <w:tcPr>
             <w:tcW w:type="dxa" w:w="936"/>
-          </w:tcPr>
-          <w:p>
-            <w:pPr>
-              <w:spacing w:after="20"/>
-              <w:jc w:val="right"/>
-            </w:pPr>
-            <w:r>
-              <w:rPr>
-                <w:color w:val="1C3A36"/>
-                <w:sz w:val="17"/>
-              </w:rPr>
-              <w:t>20%</w:t>
+            <w:shd w:val="clear" w:color="auto" w:fill="F6F1E6"/>
+          </w:tcPr>
+          <w:p>
+            <w:pPr>
+              <w:spacing w:after="20"/>
+              <w:jc w:val="right"/>
+            </w:pPr>
+            <w:r>
+              <w:rPr>
+                <w:b/>
+                <w:color w:val="1C3A36"/>
+                <w:sz w:val="17"/>
+              </w:rPr>
+              <w:t>THE ANSWER</w:t>
             </w:r>
           </w:p>
         </w:tc>
         <w:tc>
           <w:tcPr>
             <w:tcW w:type="dxa" w:w="2592"/>
-          </w:tcPr>
-          <w:p>
-            <w:pPr>
-              <w:spacing w:after="20"/>
-              <w:jc w:val="right"/>
-            </w:pPr>
-            <w:r>
-              <w:rPr>
-                <w:color w:val="1C3A36"/>
-                <w:sz w:val="17"/>
-              </w:rPr>
-              <w:t>5.8 times enterprise value to EBITDA</w:t>
+            <w:shd w:val="clear" w:color="auto" w:fill="F6F1E6"/>
+          </w:tcPr>
+          <w:p>
+            <w:pPr>
+              <w:spacing w:after="20"/>
+              <w:jc w:val="right"/>
+            </w:pPr>
+            <w:r>
+              <w:rPr>
+                <w:b/>
+                <w:color w:val="1C3A36"/>
+                <w:sz w:val="17"/>
+              </w:rPr>
+              <w:t>Terminal value is 62.0% of enterprise value</w:t>
             </w:r>
           </w:p>
         </w:tc>
@@ -679,7 +711,7 @@
                 <w:color w:val="1C3A36"/>
                 <w:sz w:val="17"/>
               </w:rPr>
-              <w:t>Normalised earnings power</w:t>
+              <w:t>Relative multiples</w:t>
             </w:r>
           </w:p>
         </w:tc>
@@ -696,7 +728,7 @@
                 <w:color w:val="1C3A36"/>
                 <w:sz w:val="17"/>
               </w:rPr>
-              <w:t>Mid-cycle profit on a justified earnings multiple</w:t>
+              <w:t>Mid-cycle EBITDA on a peer-anchored enterprise multiple</w:t>
             </w:r>
           </w:p>
         </w:tc>
@@ -714,7 +746,7 @@
                 <w:color w:val="1C3A36"/>
                 <w:sz w:val="17"/>
               </w:rPr>
-              <w:t>2.79</w:t>
+              <w:t>2.06</w:t>
             </w:r>
           </w:p>
         </w:tc>
@@ -732,7 +764,7 @@
                 <w:color w:val="1C3A36"/>
                 <w:sz w:val="17"/>
               </w:rPr>
-              <w:t>20%</w:t>
+              <w:t>Cross-check</w:t>
             </w:r>
           </w:p>
         </w:tc>
@@ -750,7 +782,7 @@
                 <w:color w:val="1C3A36"/>
                 <w:sz w:val="17"/>
               </w:rPr>
-              <w:t>11 times earnings</w:t>
+              <w:t>5.8 times enterprise value to EBITDA</w:t>
             </w:r>
           </w:p>
         </w:tc>
@@ -826,7 +858,7 @@
                 <w:color w:val="1C3A36"/>
                 <w:sz w:val="17"/>
               </w:rPr>
-              <w:t>15%</w:t>
+              <w:t>Floor</w:t>
             </w:r>
           </w:p>
         </w:tc>
@@ -844,7 +876,7 @@
                 <w:color w:val="1C3A36"/>
                 <w:sz w:val="17"/>
               </w:rPr>
-              <w:t>Weakest lens here — see section 1.2</w:t>
+              <w:t>A disclosed floor, not a valuation — see section 1.2</w:t>
             </w:r>
           </w:p>
         </w:tc>
@@ -856,7 +888,6 @@
         <w:tc>
           <w:tcPr>
             <w:tcW w:type="dxa" w:w="1944"/>
-            <w:shd w:val="clear" w:color="auto" w:fill="F6F1E6"/>
           </w:tcPr>
           <w:p>
             <w:pPr>
@@ -868,22 +899,20 @@
                 <w:color w:val="1C3A36"/>
                 <w:sz w:val="17"/>
               </w:rPr>
-              <w:t>Weighted centre</w:t>
+              <w:t>Market price</w:t>
             </w:r>
           </w:p>
         </w:tc>
         <w:tc>
           <w:tcPr>
             <w:tcW w:type="dxa" w:w="3096"/>
-            <w:shd w:val="clear" w:color="auto" w:fill="F6F1E6"/>
-          </w:tcPr>
-          <w:p>
-            <w:pPr>
-              <w:spacing w:after="20"/>
-            </w:pPr>
-            <w:r>
-              <w:rPr>
-                <w:b/>
+          </w:tcPr>
+          <w:p>
+            <w:pPr>
+              <w:spacing w:after="20"/>
+            </w:pPr>
+            <w:r>
+              <w:rPr>
                 <w:color w:val="1C3A36"/>
                 <w:sz w:val="17"/>
               </w:rPr>
@@ -893,60 +922,53 @@
         <w:tc>
           <w:tcPr>
             <w:tcW w:type="dxa" w:w="1512"/>
-            <w:shd w:val="clear" w:color="auto" w:fill="F6F1E6"/>
-          </w:tcPr>
-          <w:p>
-            <w:pPr>
-              <w:spacing w:after="20"/>
-              <w:jc w:val="right"/>
-            </w:pPr>
-            <w:r>
-              <w:rPr>
-                <w:b/>
-                <w:color w:val="1C3A36"/>
-                <w:sz w:val="17"/>
-              </w:rPr>
-              <w:t>2.15</w:t>
+          </w:tcPr>
+          <w:p>
+            <w:pPr>
+              <w:spacing w:after="20"/>
+              <w:jc w:val="right"/>
+            </w:pPr>
+            <w:r>
+              <w:rPr>
+                <w:color w:val="1C3A36"/>
+                <w:sz w:val="17"/>
+              </w:rPr>
+              <w:t>2.54</w:t>
             </w:r>
           </w:p>
         </w:tc>
         <w:tc>
           <w:tcPr>
             <w:tcW w:type="dxa" w:w="936"/>
-            <w:shd w:val="clear" w:color="auto" w:fill="F6F1E6"/>
-          </w:tcPr>
-          <w:p>
-            <w:pPr>
-              <w:spacing w:after="20"/>
-              <w:jc w:val="right"/>
-            </w:pPr>
-            <w:r>
-              <w:rPr>
-                <w:b/>
-                <w:color w:val="1C3A36"/>
-                <w:sz w:val="17"/>
-              </w:rPr>
-              <w:t>100%</w:t>
+          </w:tcPr>
+          <w:p>
+            <w:pPr>
+              <w:spacing w:after="20"/>
+              <w:jc w:val="right"/>
+            </w:pPr>
+            <w:r>
+              <w:rPr>
+                <w:color w:val="1C3A36"/>
+                <w:sz w:val="17"/>
+              </w:rPr>
             </w:r>
           </w:p>
         </w:tc>
         <w:tc>
           <w:tcPr>
             <w:tcW w:type="dxa" w:w="2592"/>
-            <w:shd w:val="clear" w:color="auto" w:fill="F6F1E6"/>
-          </w:tcPr>
-          <w:p>
-            <w:pPr>
-              <w:spacing w:after="20"/>
-              <w:jc w:val="right"/>
-            </w:pPr>
-            <w:r>
-              <w:rPr>
-                <w:b/>
-                <w:color w:val="1C3A36"/>
-                <w:sz w:val="17"/>
-              </w:rPr>
-              <w:t>Market price AED 2.54</w:t>
+          </w:tcPr>
+          <w:p>
+            <w:pPr>
+              <w:spacing w:after="20"/>
+              <w:jc w:val="right"/>
+            </w:pPr>
+            <w:r>
+              <w:rPr>
+                <w:color w:val="1C3A36"/>
+                <w:sz w:val="17"/>
+              </w:rPr>
+              <w:t>2026-08-07</w:t>
             </w:r>
           </w:p>
         </w:tc>
@@ -968,7 +990,7 @@
           <w:color w:val="6E7B77"/>
           <w:sz w:val="17"/>
         </w:rPr>
-        <w:t>Summary valuation table. Terminal value as a share of enterprise value is shown against the cash-flow method because that method is the one it applies to.</w:t>
+        <w:t>Summary valuation table. The cash-flow method IS the answer and it has two readings; the multiple stands beside it as a cross-check and book value as a floor. Neither is weighted into the answer, and the two readings are not averaged. Terminal value as a share of enterprise value is shown against the cash-flow method because that method is the one it applies to.</w:t>
       </w:r>
     </w:p>
     <w:p>
@@ -1360,7 +1382,7 @@
                 <w:color w:val="1C3A36"/>
                 <w:sz w:val="17"/>
               </w:rPr>
-              <w:t>5,980</w:t>
+              <w:t>6,140</w:t>
             </w:r>
           </w:p>
         </w:tc>
@@ -1378,7 +1400,7 @@
                 <w:color w:val="1C3A36"/>
                 <w:sz w:val="17"/>
               </w:rPr>
-              <w:t>8,610</w:t>
+              <w:t>8,804</w:t>
             </w:r>
           </w:p>
         </w:tc>
@@ -1419,7 +1441,7 @@
                 <w:color w:val="1C3A36"/>
                 <w:sz w:val="17"/>
               </w:rPr>
-              <w:t>55.2%</w:t>
+              <w:t>56.3%</w:t>
             </w:r>
           </w:p>
         </w:tc>
@@ -1437,7 +1459,7 @@
                 <w:color w:val="1C3A36"/>
                 <w:sz w:val="17"/>
               </w:rPr>
-              <w:t>61.2%</w:t>
+              <w:t>62.0%</w:t>
             </w:r>
           </w:p>
         </w:tc>
@@ -1481,7 +1503,7 @@
                 <w:color w:val="1C3A36"/>
                 <w:sz w:val="17"/>
               </w:rPr>
-              <w:t>1.76</w:t>
+              <w:t>1.81</w:t>
             </w:r>
           </w:p>
         </w:tc>
@@ -1501,7 +1523,7 @@
                 <w:color w:val="1C3A36"/>
                 <w:sz w:val="17"/>
               </w:rPr>
-              <w:t>2.62</w:t>
+              <w:t>2.68</w:t>
             </w:r>
           </w:p>
         </w:tc>
@@ -4122,7 +4144,7 @@
                 <w:color w:val="1C3A36"/>
                 <w:sz w:val="17"/>
               </w:rPr>
-              <w:t>3,300</w:t>
+              <w:t>3,459</w:t>
             </w:r>
           </w:p>
         </w:tc>
@@ -4140,7 +4162,7 @@
                 <w:color w:val="1C3A36"/>
                 <w:sz w:val="17"/>
               </w:rPr>
-              <w:t>55.2% of enterprise value</w:t>
+              <w:t>56.3% of enterprise value</w:t>
             </w:r>
           </w:p>
         </w:tc>
@@ -4181,7 +4203,7 @@
                 <w:color w:val="1C3A36"/>
                 <w:sz w:val="17"/>
               </w:rPr>
-              <w:t>5,980</w:t>
+              <w:t>6,140</w:t>
             </w:r>
           </w:p>
         </w:tc>
@@ -4303,7 +4325,7 @@
                 <w:color w:val="1C3A36"/>
                 <w:sz w:val="17"/>
               </w:rPr>
-              <w:t>-1,409</w:t>
+              <w:t>-1,451</w:t>
             </w:r>
           </w:p>
         </w:tc>
@@ -4362,7 +4384,7 @@
                 <w:color w:val="1C3A36"/>
                 <w:sz w:val="17"/>
               </w:rPr>
-              <w:t>3,949</w:t>
+              <w:t>4,067</w:t>
             </w:r>
           </w:p>
         </w:tc>
@@ -4420,7 +4442,7 @@
                 <w:color w:val="1C3A36"/>
                 <w:sz w:val="17"/>
               </w:rPr>
-              <w:t>0.4787</w:t>
+              <w:t>0.4930</w:t>
             </w:r>
           </w:p>
         </w:tc>
@@ -4478,7 +4500,7 @@
                 <w:color w:val="1C3A36"/>
                 <w:sz w:val="17"/>
               </w:rPr>
-              <w:t>1.76</w:t>
+              <w:t>1.81</w:t>
             </w:r>
           </w:p>
         </w:tc>
@@ -4518,7 +4540,7 @@
           <w:color w:val="6E7B77"/>
           <w:sz w:val="17"/>
         </w:rPr>
-        <w:t>The enterprise value to equity bridge, framing A. Terminal value as a share of enterprise value is 55.2%.</w:t>
+        <w:t>The enterprise value to equity bridge, framing A. Terminal value as a share of enterprise value is 56.3%.</w:t>
       </w:r>
     </w:p>
     <w:p>
@@ -4586,7 +4608,7 @@
           <w:color w:val="1C3A36"/>
           <w:sz w:val="21"/>
         </w:rPr>
-        <w:t>Non-controlling interests are unusually large here and deserve their own sentence. Outside shareholders own 49.01% of Sorfert in Algeria and 25% of Egypt Basic Industries, and together took 26.3% of group profit in 2025. Because the cash flows discounted above are the consolidated ones, that share must come out. Deducting it on a proportionate-earnings basis gives AED 1.76 per share; deducting the book value of those interests instead gives AED 2.19. The earnings basis is used because it reflects what those shareholders actually own — a share of the cash flows, not a share of a historical cost figure — and it is the more conservative of the two. Both are shown so the reader can see the size of the choice.</w:t>
+        <w:t>Non-controlling interests are unusually large here and deserve their own sentence. Outside shareholders own 49.01% of Sorfert in Algeria and 25.0% of Egypt Basic Industries, and together took 26.3% of group profit in 2025. Because the cash flows discounted above are the consolidated ones, that share must come out. Deducting it on a proportionate-earnings basis gives AED 1.81 per share; deducting the book value of those interests instead gives AED 2.26. The earnings basis is used because it reflects what those shareholders actually own — a share of the cash flows, not a share of a historical cost figure — and it is the more conservative of the two. Both are shown so the reader can see the size of the choice.</w:t>
       </w:r>
     </w:p>
     <w:p>
@@ -5374,7 +5396,7 @@
           <w:color w:val="1C3A36"/>
           <w:sz w:val="24"/>
         </w:rPr>
-        <w:t>1.5  Synthesis — four lenses, one field</w:t>
+        <w:t>1.5  Synthesis — one method answers, the others check it</w:t>
       </w:r>
     </w:p>
     <w:p>
@@ -5388,7 +5410,7 @@
           <w:color w:val="1C3A36"/>
           <w:sz w:val="21"/>
         </w:rPr>
-        <w:t>The four methods do not agree, and the spread between them is itself information. The cash-flow method is the highest at AED 2.19 because it capitalises a long stream at a cost of capital held down by a low measured beta. The relative and book methods are the lowest, at AED 2.06 and AED 1.27, because they anchor on what the market pays for comparable assets and on a distorted book figure respectively. Normalised earnings power sits between them at AED 2.79.</w:t>
+        <w:t>The cash-flow method IS the answer here, and it is the only one that prices the specific mechanism this company runs on — the link between its selling price and its gas cost. It reaches two figures rather than one, AED 1.81 and AED 2.68, because the question it cannot settle is where nitrogen prices sit through the cycle rather than anything about the company itself.</w:t>
       </w:r>
     </w:p>
     <w:p>
@@ -5402,7 +5424,21 @@
           <w:color w:val="1C3A36"/>
           <w:sz w:val="21"/>
         </w:rPr>
-        <w:t>Weighting them gives a centre of AED 2.15. The cash-flow method carries the largest weight because it is the only one that prices the specific mechanism this company runs on — the link between its selling price and its gas cost. The book method carries the smallest for the reason given in section 1.2.</w:t>
+        <w:t>The other methods stand beside it as checks and are not weighted into it. The relative multiple reads AED 2.06, which is what the market pays for comparable assets rather than what this business generates. Book value reads AED 1.27 and is published as a FLOOR — a disclosed number this company is worth at least, not an estimate of what it is worth. Neither enters the answer.</w:t>
+      </w:r>
+    </w:p>
+    <w:p>
+      <w:pPr>
+        <w:spacing w:after="120" w:before="0"/>
+      </w:pPr>
+      <w:r>
+        <w:rPr>
+          <w:b w:val="0"/>
+          <w:i w:val="0"/>
+          <w:color w:val="1C3A36"/>
+          <w:sz w:val="21"/>
+        </w:rPr>
+        <w:t>An earlier edition of this study blended four methods at fixed weights and published their weighted centre. That construction is retired. The weights had never been tested against anything, two of the four methods valued a commodity producer on reported accounting figures, and — worse here — the blend averaged the cash-flow method's own two readings into a single number that neither reading supports. Where methods disagree this study now publishes the disagreement.</w:t>
       </w:r>
     </w:p>
     <w:p>
@@ -10225,7 +10261,7 @@
                 <w:color w:val="1C3A36"/>
                 <w:sz w:val="17"/>
               </w:rPr>
-              <w:t>2.99</w:t>
+              <w:t>3.07</w:t>
             </w:r>
           </w:p>
         </w:tc>
@@ -10243,7 +10279,7 @@
                 <w:color w:val="1C3A36"/>
                 <w:sz w:val="17"/>
               </w:rPr>
-              <w:t>2.31</w:t>
+              <w:t>2.37</w:t>
             </w:r>
           </w:p>
         </w:tc>
@@ -10261,7 +10297,7 @@
                 <w:color w:val="1C3A36"/>
                 <w:sz w:val="17"/>
               </w:rPr>
-              <w:t>1.76</w:t>
+              <w:t>1.81</w:t>
             </w:r>
           </w:p>
         </w:tc>
@@ -10279,7 +10315,7 @@
                 <w:color w:val="1C3A36"/>
                 <w:sz w:val="17"/>
               </w:rPr>
-              <w:t>1.29</w:t>
+              <w:t>1.33</w:t>
             </w:r>
           </w:p>
         </w:tc>
@@ -10297,7 +10333,7 @@
                 <w:color w:val="1C3A36"/>
                 <w:sz w:val="17"/>
               </w:rPr>
-              <w:t>0.64</w:t>
+              <w:t>0.63</w:t>
             </w:r>
           </w:p>
         </w:tc>
@@ -10494,7 +10530,7 @@
                 <w:color w:val="1C3A36"/>
                 <w:sz w:val="17"/>
               </w:rPr>
-              <w:t>1.04</w:t>
+              <w:t>1.07</w:t>
             </w:r>
           </w:p>
         </w:tc>
@@ -10512,7 +10548,7 @@
                 <w:color w:val="1C3A36"/>
                 <w:sz w:val="17"/>
               </w:rPr>
-              <w:t>1.40</w:t>
+              <w:t>1.44</w:t>
             </w:r>
           </w:p>
         </w:tc>
@@ -10530,7 +10566,7 @@
                 <w:color w:val="1C3A36"/>
                 <w:sz w:val="17"/>
               </w:rPr>
-              <w:t>1.76</w:t>
+              <w:t>1.81</w:t>
             </w:r>
           </w:p>
         </w:tc>
@@ -10548,7 +10584,7 @@
                 <w:color w:val="1C3A36"/>
                 <w:sz w:val="17"/>
               </w:rPr>
-              <w:t>2.12</w:t>
+              <w:t>2.18</w:t>
             </w:r>
           </w:p>
         </w:tc>
@@ -10566,7 +10602,7 @@
                 <w:color w:val="1C3A36"/>
                 <w:sz w:val="17"/>
               </w:rPr>
-              <w:t>2.49</w:t>
+              <w:t>2.55</w:t>
             </w:r>
           </w:p>
         </w:tc>
@@ -10763,7 +10799,7 @@
                 <w:color w:val="1C3A36"/>
                 <w:sz w:val="17"/>
               </w:rPr>
-              <w:t>2.68</w:t>
+              <w:t>2.78</w:t>
             </w:r>
           </w:p>
         </w:tc>
@@ -10781,7 +10817,7 @@
                 <w:color w:val="1C3A36"/>
                 <w:sz w:val="17"/>
               </w:rPr>
-              <w:t>2.90</w:t>
+              <w:t>3.00</w:t>
             </w:r>
           </w:p>
         </w:tc>
@@ -10799,7 +10835,7 @@
                 <w:color w:val="1C3A36"/>
                 <w:sz w:val="17"/>
               </w:rPr>
-              <w:t>1.76</w:t>
+              <w:t>1.81</w:t>
             </w:r>
           </w:p>
         </w:tc>
@@ -10817,7 +10853,7 @@
                 <w:color w:val="1C3A36"/>
                 <w:sz w:val="17"/>
               </w:rPr>
-              <w:t>2.33</w:t>
+              <w:t>2.41</w:t>
             </w:r>
           </w:p>
         </w:tc>
@@ -10835,7 +10871,7 @@
                 <w:color w:val="1C3A36"/>
                 <w:sz w:val="17"/>
               </w:rPr>
-              <w:t>1.30</w:t>
+              <w:t>1.34</w:t>
             </w:r>
           </w:p>
         </w:tc>
@@ -11032,7 +11068,7 @@
                 <w:color w:val="1C3A36"/>
                 <w:sz w:val="17"/>
               </w:rPr>
-              <w:t>1.88</w:t>
+              <w:t>1.93</w:t>
             </w:r>
           </w:p>
         </w:tc>
@@ -11050,6 +11086,24 @@
                 <w:color w:val="1C3A36"/>
                 <w:sz w:val="17"/>
               </w:rPr>
+              <w:t>1.86</w:t>
+            </w:r>
+          </w:p>
+        </w:tc>
+        <w:tc>
+          <w:tcPr>
+            <w:tcW w:type="dxa" w:w="1469"/>
+          </w:tcPr>
+          <w:p>
+            <w:pPr>
+              <w:spacing w:after="20"/>
+              <w:jc w:val="right"/>
+            </w:pPr>
+            <w:r>
+              <w:rPr>
+                <w:color w:val="1C3A36"/>
+                <w:sz w:val="17"/>
+              </w:rPr>
               <w:t>1.81</w:t>
             </w:r>
           </w:p>
@@ -11068,7 +11122,7 @@
                 <w:color w:val="1C3A36"/>
                 <w:sz w:val="17"/>
               </w:rPr>
-              <w:t>1.76</w:t>
+              <w:t>1.74</w:t>
             </w:r>
           </w:p>
         </w:tc>
@@ -11086,25 +11140,7 @@
                 <w:color w:val="1C3A36"/>
                 <w:sz w:val="17"/>
               </w:rPr>
-              <w:t>1.69</w:t>
-            </w:r>
-          </w:p>
-        </w:tc>
-        <w:tc>
-          <w:tcPr>
-            <w:tcW w:type="dxa" w:w="1469"/>
-          </w:tcPr>
-          <w:p>
-            <w:pPr>
-              <w:spacing w:after="20"/>
-              <w:jc w:val="right"/>
-            </w:pPr>
-            <w:r>
-              <w:rPr>
-                <w:color w:val="1C3A36"/>
-                <w:sz w:val="17"/>
-              </w:rPr>
-              <w:t>1.60</w:t>
+              <w:t>1.65</w:t>
             </w:r>
           </w:p>
         </w:tc>
@@ -11179,7 +11215,7 @@
                 <w:color w:val="1C3A36"/>
                 <w:sz w:val="17"/>
               </w:rPr>
-              <w:t>Terminal cost of capital \ growth</w:t>
+              <w:t>Terminal cost of capital \ real growth</w:t>
             </w:r>
           </w:p>
         </w:tc>
@@ -11198,7 +11234,7 @@
                 <w:color w:val="1C3A36"/>
                 <w:sz w:val="17"/>
               </w:rPr>
-              <w:t>1.0%</w:t>
+              <w:t>0.0%</w:t>
             </w:r>
           </w:p>
         </w:tc>
@@ -11217,7 +11253,7 @@
                 <w:color w:val="1C3A36"/>
                 <w:sz w:val="17"/>
               </w:rPr>
-              <w:t>1.5%</w:t>
+              <w:t>0.2%</w:t>
             </w:r>
           </w:p>
         </w:tc>
@@ -11236,7 +11272,7 @@
                 <w:color w:val="1C3A36"/>
                 <w:sz w:val="17"/>
               </w:rPr>
-              <w:t>2.0%</w:t>
+              <w:t>0.5%</w:t>
             </w:r>
           </w:p>
         </w:tc>
@@ -11255,7 +11291,7 @@
                 <w:color w:val="1C3A36"/>
                 <w:sz w:val="17"/>
               </w:rPr>
-              <w:t>2.5%</w:t>
+              <w:t>0.8%</w:t>
             </w:r>
           </w:p>
         </w:tc>
@@ -11274,7 +11310,7 @@
                 <w:color w:val="1C3A36"/>
                 <w:sz w:val="17"/>
               </w:rPr>
-              <w:t>3.0%</w:t>
+              <w:t>1.0%</w:t>
             </w:r>
           </w:p>
         </w:tc>
@@ -11315,7 +11351,7 @@
                 <w:color w:val="1C3A36"/>
                 <w:sz w:val="17"/>
               </w:rPr>
-              <w:t>1.88</w:t>
+              <w:t>1.99</w:t>
             </w:r>
           </w:p>
         </w:tc>
@@ -11333,7 +11369,7 @@
                 <w:color w:val="1C3A36"/>
                 <w:sz w:val="17"/>
               </w:rPr>
-              <w:t>1.91</w:t>
+              <w:t>1.98</w:t>
             </w:r>
           </w:p>
         </w:tc>
@@ -11351,7 +11387,7 @@
                 <w:color w:val="1C3A36"/>
                 <w:sz w:val="17"/>
               </w:rPr>
-              <w:t>1.93</w:t>
+              <w:t>1.97</w:t>
             </w:r>
           </w:p>
         </w:tc>
@@ -11387,7 +11423,7 @@
                 <w:color w:val="1C3A36"/>
                 <w:sz w:val="17"/>
               </w:rPr>
-              <w:t>2.00</w:t>
+              <w:t>1.95</w:t>
             </w:r>
           </w:p>
         </w:tc>
@@ -11428,7 +11464,7 @@
                 <w:color w:val="1C3A36"/>
                 <w:sz w:val="17"/>
               </w:rPr>
-              <w:t>1.80</w:t>
+              <w:t>1.90</w:t>
             </w:r>
           </w:p>
         </w:tc>
@@ -11446,7 +11482,7 @@
                 <w:color w:val="1C3A36"/>
                 <w:sz w:val="17"/>
               </w:rPr>
-              <w:t>1.82</w:t>
+              <w:t>1.89</w:t>
             </w:r>
           </w:p>
         </w:tc>
@@ -11464,7 +11500,7 @@
                 <w:color w:val="1C3A36"/>
                 <w:sz w:val="17"/>
               </w:rPr>
-              <w:t>1.84</w:t>
+              <w:t>1.87</w:t>
             </w:r>
           </w:p>
         </w:tc>
@@ -11500,7 +11536,7 @@
                 <w:color w:val="1C3A36"/>
                 <w:sz w:val="17"/>
               </w:rPr>
-              <w:t>1.89</w:t>
+              <w:t>1.85</w:t>
             </w:r>
           </w:p>
         </w:tc>
@@ -11541,7 +11577,7 @@
                 <w:color w:val="1C3A36"/>
                 <w:sz w:val="17"/>
               </w:rPr>
-              <w:t>1.73</w:t>
+              <w:t>1.81</w:t>
             </w:r>
           </w:p>
         </w:tc>
@@ -11559,7 +11595,7 @@
                 <w:color w:val="1C3A36"/>
                 <w:sz w:val="17"/>
               </w:rPr>
-              <w:t>1.74</w:t>
+              <w:t>1.80</w:t>
             </w:r>
           </w:p>
         </w:tc>
@@ -11577,7 +11613,7 @@
                 <w:color w:val="1C3A36"/>
                 <w:sz w:val="17"/>
               </w:rPr>
-              <w:t>1.76</w:t>
+              <w:t>1.78</w:t>
             </w:r>
           </w:p>
         </w:tc>
@@ -11595,7 +11631,7 @@
                 <w:color w:val="1C3A36"/>
                 <w:sz w:val="17"/>
               </w:rPr>
-              <w:t>1.78</w:t>
+              <w:t>1.77</w:t>
             </w:r>
           </w:p>
         </w:tc>
@@ -11613,7 +11649,7 @@
                 <w:color w:val="1C3A36"/>
                 <w:sz w:val="17"/>
               </w:rPr>
-              <w:t>1.80</w:t>
+              <w:t>1.75</w:t>
             </w:r>
           </w:p>
         </w:tc>
@@ -11654,7 +11690,7 @@
                 <w:color w:val="1C3A36"/>
                 <w:sz w:val="17"/>
               </w:rPr>
-              <w:t>1.66</w:t>
+              <w:t>1.73</w:t>
             </w:r>
           </w:p>
         </w:tc>
@@ -11672,61 +11708,61 @@
                 <w:color w:val="1C3A36"/>
                 <w:sz w:val="17"/>
               </w:rPr>
+              <w:t>1.72</w:t>
+            </w:r>
+          </w:p>
+        </w:tc>
+        <w:tc>
+          <w:tcPr>
+            <w:tcW w:type="dxa" w:w="1469"/>
+          </w:tcPr>
+          <w:p>
+            <w:pPr>
+              <w:spacing w:after="20"/>
+              <w:jc w:val="right"/>
+            </w:pPr>
+            <w:r>
+              <w:rPr>
+                <w:color w:val="1C3A36"/>
+                <w:sz w:val="17"/>
+              </w:rPr>
+              <w:t>1.71</w:t>
+            </w:r>
+          </w:p>
+        </w:tc>
+        <w:tc>
+          <w:tcPr>
+            <w:tcW w:type="dxa" w:w="1469"/>
+          </w:tcPr>
+          <w:p>
+            <w:pPr>
+              <w:spacing w:after="20"/>
+              <w:jc w:val="right"/>
+            </w:pPr>
+            <w:r>
+              <w:rPr>
+                <w:color w:val="1C3A36"/>
+                <w:sz w:val="17"/>
+              </w:rPr>
+              <w:t>1.69</w:t>
+            </w:r>
+          </w:p>
+        </w:tc>
+        <w:tc>
+          <w:tcPr>
+            <w:tcW w:type="dxa" w:w="1469"/>
+          </w:tcPr>
+          <w:p>
+            <w:pPr>
+              <w:spacing w:after="20"/>
+              <w:jc w:val="right"/>
+            </w:pPr>
+            <w:r>
+              <w:rPr>
+                <w:color w:val="1C3A36"/>
+                <w:sz w:val="17"/>
+              </w:rPr>
               <w:t>1.67</w:t>
-            </w:r>
-          </w:p>
-        </w:tc>
-        <w:tc>
-          <w:tcPr>
-            <w:tcW w:type="dxa" w:w="1469"/>
-          </w:tcPr>
-          <w:p>
-            <w:pPr>
-              <w:spacing w:after="20"/>
-              <w:jc w:val="right"/>
-            </w:pPr>
-            <w:r>
-              <w:rPr>
-                <w:color w:val="1C3A36"/>
-                <w:sz w:val="17"/>
-              </w:rPr>
-              <w:t>1.68</w:t>
-            </w:r>
-          </w:p>
-        </w:tc>
-        <w:tc>
-          <w:tcPr>
-            <w:tcW w:type="dxa" w:w="1469"/>
-          </w:tcPr>
-          <w:p>
-            <w:pPr>
-              <w:spacing w:after="20"/>
-              <w:jc w:val="right"/>
-            </w:pPr>
-            <w:r>
-              <w:rPr>
-                <w:color w:val="1C3A36"/>
-                <w:sz w:val="17"/>
-              </w:rPr>
-              <w:t>1.70</w:t>
-            </w:r>
-          </w:p>
-        </w:tc>
-        <w:tc>
-          <w:tcPr>
-            <w:tcW w:type="dxa" w:w="1469"/>
-          </w:tcPr>
-          <w:p>
-            <w:pPr>
-              <w:spacing w:after="20"/>
-              <w:jc w:val="right"/>
-            </w:pPr>
-            <w:r>
-              <w:rPr>
-                <w:color w:val="1C3A36"/>
-                <w:sz w:val="17"/>
-              </w:rPr>
-              <w:t>1.71</w:t>
             </w:r>
           </w:p>
         </w:tc>
@@ -11767,79 +11803,79 @@
                 <w:color w:val="1C3A36"/>
                 <w:sz w:val="17"/>
               </w:rPr>
+              <w:t>1.66</w:t>
+            </w:r>
+          </w:p>
+        </w:tc>
+        <w:tc>
+          <w:tcPr>
+            <w:tcW w:type="dxa" w:w="1469"/>
+          </w:tcPr>
+          <w:p>
+            <w:pPr>
+              <w:spacing w:after="20"/>
+              <w:jc w:val="right"/>
+            </w:pPr>
+            <w:r>
+              <w:rPr>
+                <w:color w:val="1C3A36"/>
+                <w:sz w:val="17"/>
+              </w:rPr>
+              <w:t>1.65</w:t>
+            </w:r>
+          </w:p>
+        </w:tc>
+        <w:tc>
+          <w:tcPr>
+            <w:tcW w:type="dxa" w:w="1469"/>
+          </w:tcPr>
+          <w:p>
+            <w:pPr>
+              <w:spacing w:after="20"/>
+              <w:jc w:val="right"/>
+            </w:pPr>
+            <w:r>
+              <w:rPr>
+                <w:color w:val="1C3A36"/>
+                <w:sz w:val="17"/>
+              </w:rPr>
+              <w:t>1.63</w:t>
+            </w:r>
+          </w:p>
+        </w:tc>
+        <w:tc>
+          <w:tcPr>
+            <w:tcW w:type="dxa" w:w="1469"/>
+          </w:tcPr>
+          <w:p>
+            <w:pPr>
+              <w:spacing w:after="20"/>
+              <w:jc w:val="right"/>
+            </w:pPr>
+            <w:r>
+              <w:rPr>
+                <w:color w:val="1C3A36"/>
+                <w:sz w:val="17"/>
+              </w:rPr>
+              <w:t>1.62</w:t>
+            </w:r>
+          </w:p>
+        </w:tc>
+        <w:tc>
+          <w:tcPr>
+            <w:tcW w:type="dxa" w:w="1469"/>
+          </w:tcPr>
+          <w:p>
+            <w:pPr>
+              <w:spacing w:after="20"/>
+              <w:jc w:val="right"/>
+            </w:pPr>
+            <w:r>
+              <w:rPr>
+                <w:color w:val="1C3A36"/>
+                <w:sz w:val="17"/>
+              </w:rPr>
               <w:t>1.60</w:t>
-            </w:r>
-          </w:p>
-        </w:tc>
-        <w:tc>
-          <w:tcPr>
-            <w:tcW w:type="dxa" w:w="1469"/>
-          </w:tcPr>
-          <w:p>
-            <w:pPr>
-              <w:spacing w:after="20"/>
-              <w:jc w:val="right"/>
-            </w:pPr>
-            <w:r>
-              <w:rPr>
-                <w:color w:val="1C3A36"/>
-                <w:sz w:val="17"/>
-              </w:rPr>
-              <w:t>1.61</w:t>
-            </w:r>
-          </w:p>
-        </w:tc>
-        <w:tc>
-          <w:tcPr>
-            <w:tcW w:type="dxa" w:w="1469"/>
-          </w:tcPr>
-          <w:p>
-            <w:pPr>
-              <w:spacing w:after="20"/>
-              <w:jc w:val="right"/>
-            </w:pPr>
-            <w:r>
-              <w:rPr>
-                <w:color w:val="1C3A36"/>
-                <w:sz w:val="17"/>
-              </w:rPr>
-              <w:t>1.62</w:t>
-            </w:r>
-          </w:p>
-        </w:tc>
-        <w:tc>
-          <w:tcPr>
-            <w:tcW w:type="dxa" w:w="1469"/>
-          </w:tcPr>
-          <w:p>
-            <w:pPr>
-              <w:spacing w:after="20"/>
-              <w:jc w:val="right"/>
-            </w:pPr>
-            <w:r>
-              <w:rPr>
-                <w:color w:val="1C3A36"/>
-                <w:sz w:val="17"/>
-              </w:rPr>
-              <w:t>1.63</w:t>
-            </w:r>
-          </w:p>
-        </w:tc>
-        <w:tc>
-          <w:tcPr>
-            <w:tcW w:type="dxa" w:w="1469"/>
-          </w:tcPr>
-          <w:p>
-            <w:pPr>
-              <w:spacing w:after="20"/>
-              <w:jc w:val="right"/>
-            </w:pPr>
-            <w:r>
-              <w:rPr>
-                <w:color w:val="1C3A36"/>
-                <w:sz w:val="17"/>
-              </w:rPr>
-              <w:t>1.64</w:t>
             </w:r>
           </w:p>
         </w:tc>
@@ -14889,7 +14925,7 @@
                 <w:color w:val="1C3A36"/>
                 <w:sz w:val="17"/>
               </w:rPr>
-              <w:t>Cash flow</w:t>
+              <w:t>Cash flow — framing A (the answer)</w:t>
             </w:r>
           </w:p>
         </w:tc>
@@ -14907,7 +14943,7 @@
                 <w:color w:val="1C3A36"/>
                 <w:sz w:val="17"/>
               </w:rPr>
-              <w:t>2.19</w:t>
+              <w:t>1.81</w:t>
             </w:r>
           </w:p>
         </w:tc>
@@ -14925,7 +14961,7 @@
                 <w:color w:val="1C3A36"/>
                 <w:sz w:val="17"/>
               </w:rPr>
-              <w:t>-14%</w:t>
+              <w:t>-29%</w:t>
             </w:r>
           </w:p>
         </w:tc>
@@ -14943,7 +14979,7 @@
                 <w:color w:val="1C3A36"/>
                 <w:sz w:val="17"/>
               </w:rPr>
-              <w:t>That the gas link, the price path and the cost of capital are all right for five years and beyond</w:t>
+              <w:t>That the gas link, the price path and the cost of capital are all right for five years and beyond. Nitrogen prices normalise toward the marginal cost of the high-cost swing supplier, which is where they have spent most of the past decade</w:t>
             </w:r>
           </w:p>
         </w:tc>
@@ -14966,7 +15002,7 @@
                 <w:color w:val="1C3A36"/>
                 <w:sz w:val="17"/>
               </w:rPr>
-              <w:t>Relative multiples</w:t>
+              <w:t>Cash flow — framing B (the answer)</w:t>
             </w:r>
           </w:p>
         </w:tc>
@@ -14984,7 +15020,7 @@
                 <w:color w:val="1C3A36"/>
                 <w:sz w:val="17"/>
               </w:rPr>
-              <w:t>2.06</w:t>
+              <w:t>2.68</w:t>
             </w:r>
           </w:p>
         </w:tc>
@@ -15002,7 +15038,7 @@
                 <w:color w:val="1C3A36"/>
                 <w:sz w:val="17"/>
               </w:rPr>
-              <w:t>-19%</w:t>
+              <w:t>+6%</w:t>
             </w:r>
           </w:p>
         </w:tc>
@@ -15020,7 +15056,7 @@
                 <w:color w:val="1C3A36"/>
                 <w:sz w:val="17"/>
               </w:rPr>
-              <w:t>That the market is pricing comparable assets sensibly today</w:t>
+              <w:t>That the gas link, the price path and the cost of capital are all right for five years and beyond. The tightness in the current market persists, on curtailed European capacity and the gas cost that caused it</w:t>
             </w:r>
           </w:p>
         </w:tc>
@@ -15043,7 +15079,7 @@
                 <w:color w:val="1C3A36"/>
                 <w:sz w:val="17"/>
               </w:rPr>
-              <w:t>Normalised earnings power</w:t>
+              <w:t>Relative multiples (cross-check)</w:t>
             </w:r>
           </w:p>
         </w:tc>
@@ -15061,7 +15097,7 @@
                 <w:color w:val="1C3A36"/>
                 <w:sz w:val="17"/>
               </w:rPr>
-              <w:t>2.79</w:t>
+              <w:t>2.06</w:t>
             </w:r>
           </w:p>
         </w:tc>
@@ -15079,7 +15115,7 @@
                 <w:color w:val="1C3A36"/>
                 <w:sz w:val="17"/>
               </w:rPr>
-              <w:t>+10%</w:t>
+              <w:t>-19%</w:t>
             </w:r>
           </w:p>
         </w:tc>
@@ -15097,7 +15133,7 @@
                 <w:color w:val="1C3A36"/>
                 <w:sz w:val="17"/>
               </w:rPr>
-              <w:t>That there is such a thing as a mid-cycle margin for this business, and that the last three years contain it</w:t>
+              <w:t>That the market is pricing comparable assets sensibly today</w:t>
             </w:r>
           </w:p>
         </w:tc>
@@ -15120,7 +15156,7 @@
                 <w:color w:val="1C3A36"/>
                 <w:sz w:val="17"/>
               </w:rPr>
-              <w:t>Book value</w:t>
+              <w:t>Book value (a floor, not a value)</w:t>
             </w:r>
           </w:p>
         </w:tc>
@@ -15174,7 +15210,7 @@
                 <w:color w:val="1C3A36"/>
                 <w:sz w:val="17"/>
               </w:rPr>
-              <w:t>That book equity means something — which here it largely does not</w:t>
+              <w:t>That book equity means something — which here it largely does not, so this is read as the floor beneath the others rather than as a method</w:t>
             </w:r>
           </w:p>
         </w:tc>
@@ -15196,7 +15232,21 @@
           <w:color w:val="1C3A36"/>
           <w:sz w:val="21"/>
         </w:rPr>
-        <w:t>The methods disagree by a factor of two from bottom to top. That is not a failure of the analysis; it is the correct output for a commodity producer whose selling price doubled in six months and whose cost base follows it. Any single number presented without that spread would be more precise than the evidence permits.</w:t>
+        <w:t>The cash-flow lens is the answer and the others sit beside it; none of them is averaged into it. The spread from the floor to the higher framing is close to a factor of two. That is not a failure of the analysis; it is the correct output for a commodity producer whose selling price doubled in six months and whose cost base follows it. Any single number presented without that spread would be more precise than the evidence permits.</w:t>
+      </w:r>
+    </w:p>
+    <w:p>
+      <w:pPr>
+        <w:spacing w:after="120" w:before="0"/>
+      </w:pPr>
+      <w:r>
+        <w:rPr>
+          <w:b w:val="0"/>
+          <w:i w:val="0"/>
+          <w:color w:val="1C3A36"/>
+          <w:sz w:val="21"/>
+        </w:rPr>
+        <w:t>A fourth method — capitalising a mid-cycle profit on a justified earnings multiple — is not published here. It reads AED 2.79, and it is left out because the multiple behind it was chosen rather than sourced, and because a mid-cycle margin is exactly what is in dispute for this business: a method that assumes the answer to the question the study is asking cannot then be evidence about it.</w:t>
       </w:r>
     </w:p>
     <w:p>
@@ -15913,7 +15963,7 @@
                 <w:color w:val="1C3A36"/>
                 <w:sz w:val="16"/>
               </w:rPr>
-              <w:t>Two more reported half-years at different price levels. If the slope moves to 0.65 the value falls to AED 0.64; at 0.30 it rises to AED 2.99.</w:t>
+              <w:t>Two more reported half-years at different price levels. If the slope moves to 0.65 the value falls to AED 0.63; at 0.30 it rises to AED 3.07.</w:t>
             </w:r>
           </w:p>
         </w:tc>
@@ -15970,7 +16020,7 @@
                 <w:color w:val="1C3A36"/>
                 <w:sz w:val="16"/>
               </w:rPr>
-              <w:t>A beta of 1.0 rather than 0.93 would cut the cash-flow value materially. The sensitivity table in section 1.9 shows the range; a reader who believes the local index is the wrong yardstick should read the low end of the cash-flow lens and lean on the other three.</w:t>
+              <w:t>A beta of 1.0 rather than 0.93 would cut the cash-flow value materially. The sensitivity table in section 1.9 shows the range; a reader who believes the local index is the wrong yardstick should read the low end of the cash-flow range and weigh the enterprise multiple beside it, which needs no beta at all.</w:t>
             </w:r>
           </w:p>
         </w:tc>
@@ -16181,7 +16231,7 @@
                 <w:color w:val="1C3A36"/>
                 <w:sz w:val="16"/>
               </w:rPr>
-              <w:t>55.2% of enterprise value sits beyond year five under framing A and 61.2% under framing B. That is normal for a long-lived asset base and still means most of the answer is an assumption.</w:t>
+              <w:t>56.3% of enterprise value sits beyond year five under framing A and 62.0% under framing B. That is normal for a long-lived asset base and still means most of the answer is an assumption.</w:t>
             </w:r>
           </w:p>
         </w:tc>
@@ -21645,7 +21695,7 @@
                 <w:color w:val="1C3A36"/>
                 <w:sz w:val="17"/>
               </w:rPr>
-              <w:t>204</w:t>
+              <w:t>208</w:t>
             </w:r>
           </w:p>
         </w:tc>
@@ -22374,7 +22424,7 @@
                 <w:color w:val="1C3A36"/>
                 <w:sz w:val="17"/>
               </w:rPr>
-              <w:t>3,300</w:t>
+              <w:t>3,459</w:t>
             </w:r>
           </w:p>
         </w:tc>
@@ -22392,7 +22442,7 @@
                 <w:color w:val="1C3A36"/>
                 <w:sz w:val="17"/>
               </w:rPr>
-              <w:t>5,269</w:t>
+              <w:t>5,463</w:t>
             </w:r>
           </w:p>
         </w:tc>
@@ -22433,7 +22483,7 @@
                 <w:color w:val="1C3A36"/>
                 <w:sz w:val="17"/>
               </w:rPr>
-              <w:t>5,980</w:t>
+              <w:t>6,140</w:t>
             </w:r>
           </w:p>
         </w:tc>
@@ -22451,7 +22501,7 @@
                 <w:color w:val="1C3A36"/>
                 <w:sz w:val="17"/>
               </w:rPr>
-              <w:t>8,610</w:t>
+              <w:t>8,804</w:t>
             </w:r>
           </w:p>
         </w:tc>
@@ -22492,7 +22542,7 @@
                 <w:color w:val="1C3A36"/>
                 <w:sz w:val="17"/>
               </w:rPr>
-              <w:t>55.2%</w:t>
+              <w:t>56.3%</w:t>
             </w:r>
           </w:p>
         </w:tc>
@@ -22510,7 +22560,7 @@
                 <w:color w:val="1C3A36"/>
                 <w:sz w:val="17"/>
               </w:rPr>
-              <w:t>61.2%</w:t>
+              <w:t>62.0%</w:t>
             </w:r>
           </w:p>
         </w:tc>
@@ -22533,7 +22583,7 @@
                 <w:color w:val="1C3A36"/>
                 <w:sz w:val="17"/>
               </w:rPr>
-              <w:t>Terminal return on capital applied</w:t>
+              <w:t>Terminal return on capital (a diagnostic, not an input)</w:t>
             </w:r>
           </w:p>
         </w:tc>
@@ -22592,7 +22642,7 @@
                 <w:color w:val="1C3A36"/>
                 <w:sz w:val="17"/>
               </w:rPr>
-              <w:t>Reinvestment rate</w:t>
+              <w:t>Capital maintenance charged in the terminal (US$m)</w:t>
             </w:r>
           </w:p>
         </w:tc>
@@ -22610,7 +22660,7 @@
                 <w:color w:val="1C3A36"/>
                 <w:sz w:val="17"/>
               </w:rPr>
-              <w:t>14.8%</w:t>
+              <w:t>395</w:t>
             </w:r>
           </w:p>
         </w:tc>
@@ -22628,7 +22678,7 @@
                 <w:color w:val="1C3A36"/>
                 <w:sz w:val="17"/>
               </w:rPr>
-              <w:t>11.0%</w:t>
+              <w:t>399</w:t>
             </w:r>
           </w:p>
         </w:tc>
@@ -22672,7 +22722,7 @@
                 <w:color w:val="1C3A36"/>
                 <w:sz w:val="17"/>
               </w:rPr>
-              <w:t>1.76</w:t>
+              <w:t>1.81</w:t>
             </w:r>
           </w:p>
         </w:tc>
@@ -22692,7 +22742,7 @@
                 <w:color w:val="1C3A36"/>
                 <w:sz w:val="17"/>
               </w:rPr>
-              <w:t>2.62</w:t>
+              <w:t>2.68</w:t>
             </w:r>
           </w:p>
         </w:tc>
@@ -22714,7 +22764,7 @@
           <w:color w:val="1C3A36"/>
           <w:sz w:val="21"/>
         </w:rPr>
-        <w:t>Named sensitivity: moving the gas pass-through from 0.48 to 0.65 takes the value from AED 1.76 to AED 0.64. Falsifier stated in advance: if the company reports a half-year in which realised price falls sharply and cash cost per tonne does not follow it down, the pass-through relationship is not real and this valuation is wrong in both directions at once.</w:t>
+        <w:t>Named sensitivity: moving the gas pass-through from 0.48 to 0.65 takes the value from AED 1.81 to AED 0.63. Falsifier stated in advance: if the company reports a half-year in which realised price falls sharply and cash cost per tonne does not follow it down, the pass-through relationship is not real and this valuation is wrong in both directions at once.</w:t>
       </w:r>
     </w:p>
     <w:p>
@@ -23477,7 +23527,7 @@
           <w:color w:val="1C3A36"/>
           <w:sz w:val="21"/>
         </w:rPr>
-        <w:t>Put together, the three converge more than their methods suggest they should. Expert 1 lands at AED 2.30, Expert 2 at AED 1.76 on framing A, and Expert 3 at AED 2.50. The spread is about AED 0.74 per share, or roughly a eighth of the middle value — narrow, given that one counted cash flows, one counted comparable multiples and one counted steel.</w:t>
+        <w:t>Put together, the three converge more than their methods suggest they should. Expert 1 lands at AED 2.30, Expert 2 at AED 1.81 on framing A, and Expert 3 at AED 2.50. The spread is about AED 0.69 per share, or roughly a eighth of the middle value — narrow, given that one counted cash flows, one counted comparable multiples and one counted steel.</w:t>
       </w:r>
     </w:p>
     <w:p>
@@ -23787,7 +23837,7 @@
                 <w:color w:val="1C3A36"/>
                 <w:sz w:val="16"/>
               </w:rPr>
-              <w:t>55.2% of value</w:t>
+              <w:t>56.3% of value</w:t>
             </w:r>
           </w:p>
         </w:tc>
@@ -24301,7 +24351,7 @@
           <w:color w:val="6E7B77"/>
           <w:sz w:val="18"/>
         </w:rPr>
-        <w:t>Price basis 2026-08-07. Study date 2026-08-10. Currency: figures in US dollars unless marked AED; per-share values converted at 3.6725 dirhams to the dollar.</w:t>
+        <w:t>Price basis 2026-08-07. Study date 2026-09-04. Currency: figures in US dollars unless marked AED; per-share values converted at 3.6725 dirhams to the dollar.</w:t>
       </w:r>
     </w:p>
     <w:sectPr>

--- a/engine/fertiglobe_study/Fertiglobe_Valuation_Study_09-08-2026.docx
+++ b/engine/fertiglobe_study/Fertiglobe_Valuation_Study_09-08-2026.docx
@@ -21695,7 +21695,7 @@
                 <w:color w:val="1C3A36"/>
                 <w:sz w:val="17"/>
               </w:rPr>
-              <w:t>208</w:t>
+              <w:t>213</w:t>
             </w:r>
           </w:p>
         </w:tc>

--- a/engine/fertiglobe_study/Fertiglobe_Valuation_Study_09-08-2026.docx
+++ b/engine/fertiglobe_study/Fertiglobe_Valuation_Study_09-08-2026.docx
@@ -256,7 +256,7 @@
           <w:color w:val="1C3A36"/>
           <w:sz w:val="22"/>
         </w:rPr>
-        <w:t>This study reaches TWO answers rather than one, and which of them is right turns on a single question about the nitrogen market. Read on a normalisation to the marginal cost of the high-cost swing supplier, the cash-flow method values Fertiglobe at AED 1.81 per share. Read on the current tightness persisting, it values the same company at AED 2.68. The market price is AED 2.54 on 2026-08-07, which sits between them — -28.7% against the first and 5.7% against the second.</w:t>
+        <w:t>This study reaches TWO answers rather than one, and which of them is right turns on a single question about the nitrogen market. Read on a normalisation to the marginal cost of the high-cost swing supplier, the cash-flow method values Fertiglobe at AED 1.81 per share. Read on the current tightness persisting, it values the same company at AED 2.68. The market price is AED 2.67 on 2026-08-07, which sits between them — -32.2% against the first and 0.5% against the second.</w:t>
       </w:r>
     </w:p>
     <w:p>
@@ -933,7 +933,7 @@
                 <w:color w:val="1C3A36"/>
                 <w:sz w:val="17"/>
               </w:rPr>
-              <w:t>2.54</w:t>
+              <w:t>2.67</w:t>
             </w:r>
           </w:p>
         </w:tc>
@@ -1382,7 +1382,7 @@
                 <w:color w:val="1C3A36"/>
                 <w:sz w:val="17"/>
               </w:rPr>
-              <w:t>6,140</w:t>
+              <w:t>6,136</w:t>
             </w:r>
           </w:p>
         </w:tc>
@@ -1400,7 +1400,7 @@
                 <w:color w:val="1C3A36"/>
                 <w:sz w:val="17"/>
               </w:rPr>
-              <w:t>8,804</w:t>
+              <w:t>8,799</w:t>
             </w:r>
           </w:p>
         </w:tc>
@@ -3738,7 +3738,7 @@
                 <w:color w:val="1C3A36"/>
                 <w:sz w:val="17"/>
               </w:rPr>
-              <w:t>0.8949</w:t>
+              <w:t>0.8947</w:t>
             </w:r>
           </w:p>
         </w:tc>
@@ -3756,7 +3756,7 @@
                 <w:color w:val="1C3A36"/>
                 <w:sz w:val="17"/>
               </w:rPr>
-              <w:t>0.8020</w:t>
+              <w:t>0.8017</w:t>
             </w:r>
           </w:p>
         </w:tc>
@@ -3774,7 +3774,7 @@
                 <w:color w:val="1C3A36"/>
                 <w:sz w:val="17"/>
               </w:rPr>
-              <w:t>0.7198</w:t>
+              <w:t>0.7194</w:t>
             </w:r>
           </w:p>
         </w:tc>
@@ -3792,7 +3792,7 @@
                 <w:color w:val="1C3A36"/>
                 <w:sz w:val="17"/>
               </w:rPr>
-              <w:t>0.6469</w:t>
+              <w:t>0.6465</w:t>
             </w:r>
           </w:p>
         </w:tc>
@@ -3810,7 +3810,7 @@
                 <w:color w:val="1C3A36"/>
                 <w:sz w:val="17"/>
               </w:rPr>
-              <w:t>0.5822</w:t>
+              <w:t>0.5819</w:t>
             </w:r>
           </w:p>
         </w:tc>
@@ -3874,7 +3874,7 @@
                 <w:color w:val="1C3A36"/>
                 <w:sz w:val="17"/>
               </w:rPr>
-              <w:t>670</w:t>
+              <w:t>669</w:t>
             </w:r>
           </w:p>
         </w:tc>
@@ -3894,7 +3894,7 @@
                 <w:color w:val="1C3A36"/>
                 <w:sz w:val="17"/>
               </w:rPr>
-              <w:t>480</w:t>
+              <w:t>479</w:t>
             </w:r>
           </w:p>
         </w:tc>
@@ -3914,7 +3914,7 @@
                 <w:color w:val="1C3A36"/>
                 <w:sz w:val="17"/>
               </w:rPr>
-              <w:t>394</w:t>
+              <w:t>393</w:t>
             </w:r>
           </w:p>
         </w:tc>
@@ -4085,7 +4085,7 @@
                 <w:color w:val="1C3A36"/>
                 <w:sz w:val="17"/>
               </w:rPr>
-              <w:t>2,680</w:t>
+              <w:t>2,679</w:t>
             </w:r>
           </w:p>
         </w:tc>
@@ -4144,7 +4144,7 @@
                 <w:color w:val="1C3A36"/>
                 <w:sz w:val="17"/>
               </w:rPr>
-              <w:t>3,459</w:t>
+              <w:t>3,457</w:t>
             </w:r>
           </w:p>
         </w:tc>
@@ -4203,7 +4203,7 @@
                 <w:color w:val="1C3A36"/>
                 <w:sz w:val="17"/>
               </w:rPr>
-              <w:t>6,140</w:t>
+              <w:t>6,136</w:t>
             </w:r>
           </w:p>
         </w:tc>
@@ -4325,7 +4325,7 @@
                 <w:color w:val="1C3A36"/>
                 <w:sz w:val="17"/>
               </w:rPr>
-              <w:t>-1,451</w:t>
+              <w:t>-1,450</w:t>
             </w:r>
           </w:p>
         </w:tc>
@@ -4384,7 +4384,7 @@
                 <w:color w:val="1C3A36"/>
                 <w:sz w:val="17"/>
               </w:rPr>
-              <w:t>4,067</w:t>
+              <w:t>4,065</w:t>
             </w:r>
           </w:p>
         </w:tc>
@@ -4442,7 +4442,7 @@
                 <w:color w:val="1C3A36"/>
                 <w:sz w:val="17"/>
               </w:rPr>
-              <w:t>0.4930</w:t>
+              <w:t>0.4927</w:t>
             </w:r>
           </w:p>
         </w:tc>
@@ -5354,7 +5354,7 @@
           <w:color w:val="1C3A36"/>
           <w:sz w:val="21"/>
         </w:rPr>
-        <w:t>The applied multiple of 5.8 times sits deliberately between the two clusters. Fertiglobe earns Gulf gas economics on part of its base, which argues for the higher end, but a third of its assets sit in Egypt and a sixth in Algeria, which argues for the lower. Applied to mid-cycle EBITDA of 1,191 million — the average of the last three forecast years across both price framings — it gives AED 2.06 per share. On trailing figures the shares change hands at 4.4 times enterprise value to EBITDA, annualising the first half of 2026, which flatters the multiple because that half was exceptional.</w:t>
+        <w:t>The applied multiple of 5.8 times sits deliberately between the two clusters. Fertiglobe earns Gulf gas economics on part of its base, which argues for the higher end, but a third of its assets sit in Egypt and a sixth in Algeria, which argues for the lower. Applied to mid-cycle EBITDA of 1,191 million — the average of the last three forecast years across both price framings — it gives AED 2.06 per share. On trailing figures the shares change hands at 4.6 times enterprise value to EBITDA, annualising the first half of 2026, which flatters the multiple because that half was exceptional.</w:t>
       </w:r>
     </w:p>
     <w:p>
@@ -8848,7 +8848,7 @@
                 <w:color w:val="1C3A36"/>
                 <w:sz w:val="17"/>
               </w:rPr>
-              <w:t>90.2%</w:t>
+              <w:t>90.6%</w:t>
             </w:r>
           </w:p>
         </w:tc>
@@ -8866,7 +8866,7 @@
                 <w:color w:val="1C3A36"/>
                 <w:sz w:val="17"/>
               </w:rPr>
-              <w:t>90.2%</w:t>
+              <w:t>90.6%</w:t>
             </w:r>
           </w:p>
         </w:tc>
@@ -10799,7 +10799,7 @@
                 <w:color w:val="1C3A36"/>
                 <w:sz w:val="17"/>
               </w:rPr>
-              <w:t>2.78</w:t>
+              <w:t>2.77</w:t>
             </w:r>
           </w:p>
         </w:tc>
@@ -11140,7 +11140,7 @@
                 <w:color w:val="1C3A36"/>
                 <w:sz w:val="17"/>
               </w:rPr>
-              <w:t>1.65</w:t>
+              <w:t>1.64</w:t>
             </w:r>
           </w:p>
         </w:tc>
@@ -11482,7 +11482,7 @@
                 <w:color w:val="1C3A36"/>
                 <w:sz w:val="17"/>
               </w:rPr>
-              <w:t>1.89</w:t>
+              <w:t>1.88</w:t>
             </w:r>
           </w:p>
         </w:tc>
@@ -11536,7 +11536,7 @@
                 <w:color w:val="1C3A36"/>
                 <w:sz w:val="17"/>
               </w:rPr>
-              <w:t>1.85</w:t>
+              <w:t>1.84</w:t>
             </w:r>
           </w:p>
         </w:tc>
@@ -11726,7 +11726,7 @@
                 <w:color w:val="1C3A36"/>
                 <w:sz w:val="17"/>
               </w:rPr>
-              <w:t>1.71</w:t>
+              <w:t>1.70</w:t>
             </w:r>
           </w:p>
         </w:tc>
@@ -14961,7 +14961,7 @@
                 <w:color w:val="1C3A36"/>
                 <w:sz w:val="17"/>
               </w:rPr>
-              <w:t>-29%</w:t>
+              <w:t>-32%</w:t>
             </w:r>
           </w:p>
         </w:tc>
@@ -15038,7 +15038,7 @@
                 <w:color w:val="1C3A36"/>
                 <w:sz w:val="17"/>
               </w:rPr>
-              <w:t>+6%</w:t>
+              <w:t>+0%</w:t>
             </w:r>
           </w:p>
         </w:tc>
@@ -15115,7 +15115,7 @@
                 <w:color w:val="1C3A36"/>
                 <w:sz w:val="17"/>
               </w:rPr>
-              <w:t>-19%</w:t>
+              <w:t>-23%</w:t>
             </w:r>
           </w:p>
         </w:tc>
@@ -15192,7 +15192,7 @@
                 <w:color w:val="1C3A36"/>
                 <w:sz w:val="17"/>
               </w:rPr>
-              <w:t>-50%</w:t>
+              <w:t>-52%</w:t>
             </w:r>
           </w:p>
         </w:tc>
@@ -22365,7 +22365,7 @@
                 <w:color w:val="1C3A36"/>
                 <w:sz w:val="17"/>
               </w:rPr>
-              <w:t>2,680</w:t>
+              <w:t>2,679</w:t>
             </w:r>
           </w:p>
         </w:tc>
@@ -22383,7 +22383,7 @@
                 <w:color w:val="1C3A36"/>
                 <w:sz w:val="17"/>
               </w:rPr>
-              <w:t>3,341</w:t>
+              <w:t>3,340</w:t>
             </w:r>
           </w:p>
         </w:tc>
@@ -22424,7 +22424,7 @@
                 <w:color w:val="1C3A36"/>
                 <w:sz w:val="17"/>
               </w:rPr>
-              <w:t>3,459</w:t>
+              <w:t>3,457</w:t>
             </w:r>
           </w:p>
         </w:tc>
@@ -22442,7 +22442,7 @@
                 <w:color w:val="1C3A36"/>
                 <w:sz w:val="17"/>
               </w:rPr>
-              <w:t>5,463</w:t>
+              <w:t>5,459</w:t>
             </w:r>
           </w:p>
         </w:tc>
@@ -22483,7 +22483,7 @@
                 <w:color w:val="1C3A36"/>
                 <w:sz w:val="17"/>
               </w:rPr>
-              <w:t>6,140</w:t>
+              <w:t>6,136</w:t>
             </w:r>
           </w:p>
         </w:tc>
@@ -22501,7 +22501,7 @@
                 <w:color w:val="1C3A36"/>
                 <w:sz w:val="17"/>
               </w:rPr>
-              <w:t>8,804</w:t>
+              <w:t>8,799</w:t>
             </w:r>
           </w:p>
         </w:tc>
